--- a/Docs/relatorio_implementacao_bytebank.docx
+++ b/Docs/relatorio_implementacao_bytebank.docx
@@ -201,7 +201,7 @@
         <w:pStyle w:val="Heading2"/>
       </w:pPr>
       <w:r>
-        <w:t>Evidências de aceite</w:t>
+        <w:t>Tabela final de critérios de aceite</w:t>
       </w:r>
     </w:p>
     <w:tbl>
@@ -212,9 +212,10 @@
         <w:tblLook w:firstColumn="1" w:firstRow="1" w:lastColumn="0" w:lastRow="0" w:noHBand="0" w:noVBand="1" w:val="04A0"/>
       </w:tblPr>
       <w:tblGrid>
-        <w:gridCol w:w="3251"/>
-        <w:gridCol w:w="3251"/>
-        <w:gridCol w:w="3251"/>
+        <w:gridCol w:w="2438"/>
+        <w:gridCol w:w="2438"/>
+        <w:gridCol w:w="2438"/>
+        <w:gridCol w:w="2438"/>
       </w:tblGrid>
       <w:tr>
         <w:trPr>
@@ -222,7 +223,7 @@
         </w:trPr>
         <w:tc>
           <w:tcPr>
-            <w:tcW w:type="dxa" w:w="3251"/>
+            <w:tcW w:type="dxa" w:w="2438"/>
             <w:vAlign w:val="center"/>
             <w:tcMar>
               <w:top w:w="90" w:type="dxa"/>
@@ -248,7 +249,7 @@
         </w:tc>
         <w:tc>
           <w:tcPr>
-            <w:tcW w:type="dxa" w:w="3251"/>
+            <w:tcW w:type="dxa" w:w="2438"/>
             <w:vAlign w:val="center"/>
             <w:tcMar>
               <w:top w:w="90" w:type="dxa"/>
@@ -268,13 +269,13 @@
                 <w:color w:val="FFFFFF"/>
                 <w:sz w:val="17"/>
               </w:rPr>
-              <w:t>Evidência</w:t>
+              <w:t>Critério de aceite</w:t>
             </w:r>
           </w:p>
         </w:tc>
         <w:tc>
           <w:tcPr>
-            <w:tcW w:type="dxa" w:w="3251"/>
+            <w:tcW w:type="dxa" w:w="2438"/>
             <w:vAlign w:val="center"/>
             <w:tcMar>
               <w:top w:w="90" w:type="dxa"/>
@@ -294,7 +295,33 @@
                 <w:color w:val="FFFFFF"/>
                 <w:sz w:val="17"/>
               </w:rPr>
-              <w:t>Resultado</w:t>
+              <w:t>Evidência principal</w:t>
+            </w:r>
+          </w:p>
+        </w:tc>
+        <w:tc>
+          <w:tcPr>
+            <w:tcW w:type="dxa" w:w="2438"/>
+            <w:vAlign w:val="center"/>
+            <w:tcMar>
+              <w:top w:w="90" w:type="dxa"/>
+              <w:start w:w="100" w:type="dxa"/>
+              <w:bottom w:w="90" w:type="dxa"/>
+              <w:end w:w="100" w:type="dxa"/>
+            </w:tcMar>
+            <w:shd w:fill="0F3557"/>
+          </w:tcPr>
+          <w:p>
+            <w:pPr>
+              <w:spacing w:after="20"/>
+            </w:pPr>
+            <w:r>
+              <w:rPr>
+                <w:b/>
+                <w:color w:val="FFFFFF"/>
+                <w:sz w:val="17"/>
+              </w:rPr>
+              <w:t>Status</w:t>
             </w:r>
           </w:p>
         </w:tc>
@@ -302,7 +329,7 @@
       <w:tr>
         <w:tc>
           <w:tcPr>
-            <w:tcW w:type="dxa" w:w="3251"/>
+            <w:tcW w:type="dxa" w:w="2438"/>
             <w:vAlign w:val="center"/>
             <w:tcMar>
               <w:top w:w="90" w:type="dxa"/>
@@ -319,13 +346,13 @@
               <w:rPr>
                 <w:sz w:val="17"/>
               </w:rPr>
-              <w:t>E1</w:t>
+              <w:t>1.1</w:t>
             </w:r>
           </w:p>
         </w:tc>
         <w:tc>
           <w:tcPr>
-            <w:tcW w:type="dxa" w:w="3251"/>
+            <w:tcW w:type="dxa" w:w="2438"/>
             <w:vAlign w:val="center"/>
             <w:tcMar>
               <w:top w:w="90" w:type="dxa"/>
@@ -342,13 +369,13 @@
               <w:rPr>
                 <w:sz w:val="17"/>
               </w:rPr>
-              <w:t>docs/01-governanca.md + planilha Google</w:t>
+              <w:t>Planilha com cargos, responsabilidades, nível e relação com agentes de IA; mínimo de cinco papéis</w:t>
             </w:r>
           </w:p>
         </w:tc>
         <w:tc>
           <w:tcPr>
-            <w:tcW w:type="dxa" w:w="3251"/>
+            <w:tcW w:type="dxa" w:w="2438"/>
             <w:vAlign w:val="center"/>
             <w:tcMar>
               <w:top w:w="90" w:type="dxa"/>
@@ -365,7 +392,30 @@
               <w:rPr>
                 <w:sz w:val="17"/>
               </w:rPr>
-              <w:t>concluído</w:t>
+              <w:t>data/composicao_time.csv e planilha Google</w:t>
+            </w:r>
+          </w:p>
+        </w:tc>
+        <w:tc>
+          <w:tcPr>
+            <w:tcW w:type="dxa" w:w="2438"/>
+            <w:vAlign w:val="center"/>
+            <w:tcMar>
+              <w:top w:w="90" w:type="dxa"/>
+              <w:start w:w="100" w:type="dxa"/>
+              <w:bottom w:w="90" w:type="dxa"/>
+              <w:end w:w="100" w:type="dxa"/>
+            </w:tcMar>
+          </w:tcPr>
+          <w:p>
+            <w:pPr>
+              <w:spacing w:after="20"/>
+            </w:pPr>
+            <w:r>
+              <w:rPr>
+                <w:sz w:val="17"/>
+              </w:rPr>
+              <w:t>FEITO</w:t>
             </w:r>
           </w:p>
         </w:tc>
@@ -373,7 +423,7 @@
       <w:tr>
         <w:tc>
           <w:tcPr>
-            <w:tcW w:type="dxa" w:w="3251"/>
+            <w:tcW w:type="dxa" w:w="2438"/>
             <w:vAlign w:val="center"/>
             <w:tcMar>
               <w:top w:w="90" w:type="dxa"/>
@@ -391,13 +441,13 @@
               <w:rPr>
                 <w:sz w:val="17"/>
               </w:rPr>
-              <w:t>E2</w:t>
+              <w:t>1.2</w:t>
             </w:r>
           </w:p>
         </w:tc>
         <w:tc>
           <w:tcPr>
-            <w:tcW w:type="dxa" w:w="3251"/>
+            <w:tcW w:type="dxa" w:w="2438"/>
             <w:vAlign w:val="center"/>
             <w:tcMar>
               <w:top w:w="90" w:type="dxa"/>
@@ -415,13 +465,13 @@
               <w:rPr>
                 <w:sz w:val="17"/>
               </w:rPr>
-              <w:t>diagrams/rag.mmd + diagrams/rag.svg + glossário</w:t>
+              <w:t>Aba de carreira em Y com caminhos de gestão e especialista</w:t>
             </w:r>
           </w:p>
         </w:tc>
         <w:tc>
           <w:tcPr>
-            <w:tcW w:type="dxa" w:w="3251"/>
+            <w:tcW w:type="dxa" w:w="2438"/>
             <w:vAlign w:val="center"/>
             <w:tcMar>
               <w:top w:w="90" w:type="dxa"/>
@@ -439,86 +489,13 @@
               <w:rPr>
                 <w:sz w:val="17"/>
               </w:rPr>
-              <w:t>concluído</w:t>
-            </w:r>
-          </w:p>
-        </w:tc>
-      </w:tr>
-      <w:tr>
-        <w:tc>
-          <w:tcPr>
-            <w:tcW w:type="dxa" w:w="3251"/>
-            <w:vAlign w:val="center"/>
-            <w:tcMar>
-              <w:top w:w="90" w:type="dxa"/>
-              <w:start w:w="100" w:type="dxa"/>
-              <w:bottom w:w="90" w:type="dxa"/>
-              <w:end w:w="100" w:type="dxa"/>
-            </w:tcMar>
-          </w:tcPr>
-          <w:p>
-            <w:pPr>
-              <w:spacing w:after="20"/>
-            </w:pPr>
-            <w:r>
-              <w:rPr>
-                <w:sz w:val="17"/>
-              </w:rPr>
-              <w:t>E3</w:t>
+              <w:t>data/carreira_y.csv e planilha Google</w:t>
             </w:r>
           </w:p>
         </w:tc>
         <w:tc>
           <w:tcPr>
-            <w:tcW w:type="dxa" w:w="3251"/>
-            <w:vAlign w:val="center"/>
-            <w:tcMar>
-              <w:top w:w="90" w:type="dxa"/>
-              <w:start w:w="100" w:type="dxa"/>
-              <w:bottom w:w="90" w:type="dxa"/>
-              <w:end w:w="100" w:type="dxa"/>
-            </w:tcMar>
-          </w:tcPr>
-          <w:p>
-            <w:pPr>
-              <w:spacing w:after="20"/>
-            </w:pPr>
-            <w:r>
-              <w:rPr>
-                <w:sz w:val="17"/>
-              </w:rPr>
-              <w:t>src/rag_pipeline.py + Chroma + 50 políticas</w:t>
-            </w:r>
-          </w:p>
-        </w:tc>
-        <w:tc>
-          <w:tcPr>
-            <w:tcW w:type="dxa" w:w="3251"/>
-            <w:vAlign w:val="center"/>
-            <w:tcMar>
-              <w:top w:w="90" w:type="dxa"/>
-              <w:start w:w="100" w:type="dxa"/>
-              <w:bottom w:w="90" w:type="dxa"/>
-              <w:end w:w="100" w:type="dxa"/>
-            </w:tcMar>
-          </w:tcPr>
-          <w:p>
-            <w:pPr>
-              <w:spacing w:after="20"/>
-            </w:pPr>
-            <w:r>
-              <w:rPr>
-                <w:sz w:val="17"/>
-              </w:rPr>
-              <w:t>concluído</w:t>
-            </w:r>
-          </w:p>
-        </w:tc>
-      </w:tr>
-      <w:tr>
-        <w:tc>
-          <w:tcPr>
-            <w:tcW w:type="dxa" w:w="3251"/>
+            <w:tcW w:type="dxa" w:w="2438"/>
             <w:vAlign w:val="center"/>
             <w:tcMar>
               <w:top w:w="90" w:type="dxa"/>
@@ -536,13 +513,109 @@
               <w:rPr>
                 <w:sz w:val="17"/>
               </w:rPr>
-              <w:t>E4</w:t>
+              <w:t>FEITO</w:t>
+            </w:r>
+          </w:p>
+        </w:tc>
+      </w:tr>
+      <w:tr>
+        <w:tc>
+          <w:tcPr>
+            <w:tcW w:type="dxa" w:w="2438"/>
+            <w:vAlign w:val="center"/>
+            <w:tcMar>
+              <w:top w:w="90" w:type="dxa"/>
+              <w:start w:w="100" w:type="dxa"/>
+              <w:bottom w:w="90" w:type="dxa"/>
+              <w:end w:w="100" w:type="dxa"/>
+            </w:tcMar>
+          </w:tcPr>
+          <w:p>
+            <w:pPr>
+              <w:spacing w:after="20"/>
+            </w:pPr>
+            <w:r>
+              <w:rPr>
+                <w:sz w:val="17"/>
+              </w:rPr>
+              <w:t>1.3</w:t>
             </w:r>
           </w:p>
         </w:tc>
         <w:tc>
           <w:tcPr>
-            <w:tcW w:type="dxa" w:w="3251"/>
+            <w:tcW w:type="dxa" w:w="2438"/>
+            <w:vAlign w:val="center"/>
+            <w:tcMar>
+              <w:top w:w="90" w:type="dxa"/>
+              <w:start w:w="100" w:type="dxa"/>
+              <w:bottom w:w="90" w:type="dxa"/>
+              <w:end w:w="100" w:type="dxa"/>
+            </w:tcMar>
+          </w:tcPr>
+          <w:p>
+            <w:pPr>
+              <w:spacing w:after="20"/>
+            </w:pPr>
+            <w:r>
+              <w:rPr>
+                <w:sz w:val="17"/>
+              </w:rPr>
+              <w:t>Princípios de privacidade/LGPD, imparcialidade, transparência, explicabilidade, reprodutibilidade e responsabilidade</w:t>
+            </w:r>
+          </w:p>
+        </w:tc>
+        <w:tc>
+          <w:tcPr>
+            <w:tcW w:type="dxa" w:w="2438"/>
+            <w:vAlign w:val="center"/>
+            <w:tcMar>
+              <w:top w:w="90" w:type="dxa"/>
+              <w:start w:w="100" w:type="dxa"/>
+              <w:bottom w:w="90" w:type="dxa"/>
+              <w:end w:w="100" w:type="dxa"/>
+            </w:tcMar>
+          </w:tcPr>
+          <w:p>
+            <w:pPr>
+              <w:spacing w:after="20"/>
+            </w:pPr>
+            <w:r>
+              <w:rPr>
+                <w:sz w:val="17"/>
+              </w:rPr>
+              <w:t>Docs/01-governanca.md</w:t>
+            </w:r>
+          </w:p>
+        </w:tc>
+        <w:tc>
+          <w:tcPr>
+            <w:tcW w:type="dxa" w:w="2438"/>
+            <w:vAlign w:val="center"/>
+            <w:tcMar>
+              <w:top w:w="90" w:type="dxa"/>
+              <w:start w:w="100" w:type="dxa"/>
+              <w:bottom w:w="90" w:type="dxa"/>
+              <w:end w:w="100" w:type="dxa"/>
+            </w:tcMar>
+          </w:tcPr>
+          <w:p>
+            <w:pPr>
+              <w:spacing w:after="20"/>
+            </w:pPr>
+            <w:r>
+              <w:rPr>
+                <w:sz w:val="17"/>
+              </w:rPr>
+              <w:t>FEITO</w:t>
+            </w:r>
+          </w:p>
+        </w:tc>
+      </w:tr>
+      <w:tr>
+        <w:tc>
+          <w:tcPr>
+            <w:tcW w:type="dxa" w:w="2438"/>
             <w:vAlign w:val="center"/>
             <w:tcMar>
               <w:top w:w="90" w:type="dxa"/>
@@ -560,13 +633,13 @@
               <w:rPr>
                 <w:sz w:val="17"/>
               </w:rPr>
-              <w:t>outputs/avaliacao_rag.csv</w:t>
+              <w:t>1.4</w:t>
             </w:r>
           </w:p>
         </w:tc>
         <w:tc>
           <w:tcPr>
-            <w:tcW w:type="dxa" w:w="3251"/>
+            <w:tcW w:type="dxa" w:w="2438"/>
             <w:vAlign w:val="center"/>
             <w:tcMar>
               <w:top w:w="90" w:type="dxa"/>
@@ -584,86 +657,13 @@
               <w:rPr>
                 <w:sz w:val="17"/>
               </w:rPr>
-              <w:t>RAG 8/8; fallbacks 429 registrados</w:t>
-            </w:r>
-          </w:p>
-        </w:tc>
-      </w:tr>
-      <w:tr>
-        <w:tc>
-          <w:tcPr>
-            <w:tcW w:type="dxa" w:w="3251"/>
-            <w:vAlign w:val="center"/>
-            <w:tcMar>
-              <w:top w:w="90" w:type="dxa"/>
-              <w:start w:w="100" w:type="dxa"/>
-              <w:bottom w:w="90" w:type="dxa"/>
-              <w:end w:w="100" w:type="dxa"/>
-            </w:tcMar>
-          </w:tcPr>
-          <w:p>
-            <w:pPr>
-              <w:spacing w:after="20"/>
-            </w:pPr>
-            <w:r>
-              <w:rPr>
-                <w:sz w:val="17"/>
-              </w:rPr>
-              <w:t>E5</w:t>
+              <w:t>Três causas de alucinação e ao menos duas técnicas de mitigação</w:t>
             </w:r>
           </w:p>
         </w:tc>
         <w:tc>
           <w:tcPr>
-            <w:tcW w:type="dxa" w:w="3251"/>
-            <w:vAlign w:val="center"/>
-            <w:tcMar>
-              <w:top w:w="90" w:type="dxa"/>
-              <w:start w:w="100" w:type="dxa"/>
-              <w:bottom w:w="90" w:type="dxa"/>
-              <w:end w:w="100" w:type="dxa"/>
-            </w:tcMar>
-          </w:tcPr>
-          <w:p>
-            <w:pPr>
-              <w:spacing w:after="20"/>
-            </w:pPr>
-            <w:r>
-              <w:rPr>
-                <w:sz w:val="17"/>
-              </w:rPr>
-              <w:t>src/multiagent_graph.py + Agent Cards</w:t>
-            </w:r>
-          </w:p>
-        </w:tc>
-        <w:tc>
-          <w:tcPr>
-            <w:tcW w:type="dxa" w:w="3251"/>
-            <w:vAlign w:val="center"/>
-            <w:tcMar>
-              <w:top w:w="90" w:type="dxa"/>
-              <w:start w:w="100" w:type="dxa"/>
-              <w:bottom w:w="90" w:type="dxa"/>
-              <w:end w:w="100" w:type="dxa"/>
-            </w:tcMar>
-          </w:tcPr>
-          <w:p>
-            <w:pPr>
-              <w:spacing w:after="20"/>
-            </w:pPr>
-            <w:r>
-              <w:rPr>
-                <w:sz w:val="17"/>
-              </w:rPr>
-              <w:t>concluído</w:t>
-            </w:r>
-          </w:p>
-        </w:tc>
-      </w:tr>
-      <w:tr>
-        <w:tc>
-          <w:tcPr>
-            <w:tcW w:type="dxa" w:w="3251"/>
+            <w:tcW w:type="dxa" w:w="2438"/>
             <w:vAlign w:val="center"/>
             <w:tcMar>
               <w:top w:w="90" w:type="dxa"/>
@@ -681,13 +681,13 @@
               <w:rPr>
                 <w:sz w:val="17"/>
               </w:rPr>
-              <w:t>E6</w:t>
+              <w:t>Docs/01-governanca.md</w:t>
             </w:r>
           </w:p>
         </w:tc>
         <w:tc>
           <w:tcPr>
-            <w:tcW w:type="dxa" w:w="3251"/>
+            <w:tcW w:type="dxa" w:w="2438"/>
             <w:vAlign w:val="center"/>
             <w:tcMar>
               <w:top w:w="90" w:type="dxa"/>
@@ -705,13 +705,109 @@
               <w:rPr>
                 <w:sz w:val="17"/>
               </w:rPr>
-              <w:t>scripts/bytebank_mcp_server.py + testes HITL</w:t>
+              <w:t>FEITO</w:t>
+            </w:r>
+          </w:p>
+        </w:tc>
+      </w:tr>
+      <w:tr>
+        <w:tc>
+          <w:tcPr>
+            <w:tcW w:type="dxa" w:w="2438"/>
+            <w:vAlign w:val="center"/>
+            <w:tcMar>
+              <w:top w:w="90" w:type="dxa"/>
+              <w:start w:w="100" w:type="dxa"/>
+              <w:bottom w:w="90" w:type="dxa"/>
+              <w:end w:w="100" w:type="dxa"/>
+            </w:tcMar>
+          </w:tcPr>
+          <w:p>
+            <w:pPr>
+              <w:spacing w:after="20"/>
+            </w:pPr>
+            <w:r>
+              <w:rPr>
+                <w:sz w:val="17"/>
+              </w:rPr>
+              <w:t>1.5</w:t>
             </w:r>
           </w:p>
         </w:tc>
         <w:tc>
           <w:tcPr>
-            <w:tcW w:type="dxa" w:w="3251"/>
+            <w:tcW w:type="dxa" w:w="2438"/>
+            <w:vAlign w:val="center"/>
+            <w:tcMar>
+              <w:top w:w="90" w:type="dxa"/>
+              <w:start w:w="100" w:type="dxa"/>
+              <w:bottom w:w="90" w:type="dxa"/>
+              <w:end w:w="100" w:type="dxa"/>
+            </w:tcMar>
+          </w:tcPr>
+          <w:p>
+            <w:pPr>
+              <w:spacing w:after="20"/>
+            </w:pPr>
+            <w:r>
+              <w:rPr>
+                <w:sz w:val="17"/>
+              </w:rPr>
+              <w:t>Quatro pilares de LLM Ops aplicados ao contexto bancário</w:t>
+            </w:r>
+          </w:p>
+        </w:tc>
+        <w:tc>
+          <w:tcPr>
+            <w:tcW w:type="dxa" w:w="2438"/>
+            <w:vAlign w:val="center"/>
+            <w:tcMar>
+              <w:top w:w="90" w:type="dxa"/>
+              <w:start w:w="100" w:type="dxa"/>
+              <w:bottom w:w="90" w:type="dxa"/>
+              <w:end w:w="100" w:type="dxa"/>
+            </w:tcMar>
+          </w:tcPr>
+          <w:p>
+            <w:pPr>
+              <w:spacing w:after="20"/>
+            </w:pPr>
+            <w:r>
+              <w:rPr>
+                <w:sz w:val="17"/>
+              </w:rPr>
+              <w:t>Docs/01-governanca.md</w:t>
+            </w:r>
+          </w:p>
+        </w:tc>
+        <w:tc>
+          <w:tcPr>
+            <w:tcW w:type="dxa" w:w="2438"/>
+            <w:vAlign w:val="center"/>
+            <w:tcMar>
+              <w:top w:w="90" w:type="dxa"/>
+              <w:start w:w="100" w:type="dxa"/>
+              <w:bottom w:w="90" w:type="dxa"/>
+              <w:end w:w="100" w:type="dxa"/>
+            </w:tcMar>
+          </w:tcPr>
+          <w:p>
+            <w:pPr>
+              <w:spacing w:after="20"/>
+            </w:pPr>
+            <w:r>
+              <w:rPr>
+                <w:sz w:val="17"/>
+              </w:rPr>
+              <w:t>FEITO</w:t>
+            </w:r>
+          </w:p>
+        </w:tc>
+      </w:tr>
+      <w:tr>
+        <w:tc>
+          <w:tcPr>
+            <w:tcW w:type="dxa" w:w="2438"/>
             <w:vAlign w:val="center"/>
             <w:tcMar>
               <w:top w:w="90" w:type="dxa"/>
@@ -729,86 +825,13 @@
               <w:rPr>
                 <w:sz w:val="17"/>
               </w:rPr>
-              <w:t>concluído</w:t>
-            </w:r>
-          </w:p>
-        </w:tc>
-      </w:tr>
-      <w:tr>
-        <w:tc>
-          <w:tcPr>
-            <w:tcW w:type="dxa" w:w="3251"/>
-            <w:vAlign w:val="center"/>
-            <w:tcMar>
-              <w:top w:w="90" w:type="dxa"/>
-              <w:start w:w="100" w:type="dxa"/>
-              <w:bottom w:w="90" w:type="dxa"/>
-              <w:end w:w="100" w:type="dxa"/>
-            </w:tcMar>
-          </w:tcPr>
-          <w:p>
-            <w:pPr>
-              <w:spacing w:after="20"/>
-            </w:pPr>
-            <w:r>
-              <w:rPr>
-                <w:sz w:val="17"/>
-              </w:rPr>
-              <w:t>E7</w:t>
+              <w:t>1.6</w:t>
             </w:r>
           </w:p>
         </w:tc>
         <w:tc>
           <w:tcPr>
-            <w:tcW w:type="dxa" w:w="3251"/>
-            <w:vAlign w:val="center"/>
-            <w:tcMar>
-              <w:top w:w="90" w:type="dxa"/>
-              <w:start w:w="100" w:type="dxa"/>
-              <w:bottom w:w="90" w:type="dxa"/>
-              <w:end w:w="100" w:type="dxa"/>
-            </w:tcMar>
-          </w:tcPr>
-          <w:p>
-            <w:pPr>
-              <w:spacing w:after="20"/>
-            </w:pPr>
-            <w:r>
-              <w:rPr>
-                <w:sz w:val="17"/>
-              </w:rPr>
-              <w:t>README de portfólio + dois SVGs</w:t>
-            </w:r>
-          </w:p>
-        </w:tc>
-        <w:tc>
-          <w:tcPr>
-            <w:tcW w:type="dxa" w:w="3251"/>
-            <w:vAlign w:val="center"/>
-            <w:tcMar>
-              <w:top w:w="90" w:type="dxa"/>
-              <w:start w:w="100" w:type="dxa"/>
-              <w:bottom w:w="90" w:type="dxa"/>
-              <w:end w:w="100" w:type="dxa"/>
-            </w:tcMar>
-          </w:tcPr>
-          <w:p>
-            <w:pPr>
-              <w:spacing w:after="20"/>
-            </w:pPr>
-            <w:r>
-              <w:rPr>
-                <w:sz w:val="17"/>
-              </w:rPr>
-              <w:t>concluído</w:t>
-            </w:r>
-          </w:p>
-        </w:tc>
-      </w:tr>
-      <w:tr>
-        <w:tc>
-          <w:tcPr>
-            <w:tcW w:type="dxa" w:w="3251"/>
+            <w:tcW w:type="dxa" w:w="2438"/>
             <w:vAlign w:val="center"/>
             <w:tcMar>
               <w:top w:w="90" w:type="dxa"/>
@@ -826,13 +849,13 @@
               <w:rPr>
                 <w:sz w:val="17"/>
               </w:rPr>
-              <w:t>E8</w:t>
+              <w:t>README narrativo e publicação no GitHub Pages</w:t>
             </w:r>
           </w:p>
         </w:tc>
         <w:tc>
           <w:tcPr>
-            <w:tcW w:type="dxa" w:w="3251"/>
+            <w:tcW w:type="dxa" w:w="2438"/>
             <w:vAlign w:val="center"/>
             <w:tcMar>
               <w:top w:w="90" w:type="dxa"/>
@@ -850,13 +873,13 @@
               <w:rPr>
                 <w:sz w:val="17"/>
               </w:rPr>
-              <w:t>relatórios Markdown/DOCX + análises/revisões</w:t>
+              <w:t>README.md, index.md e site publicado</w:t>
             </w:r>
           </w:p>
         </w:tc>
         <w:tc>
           <w:tcPr>
-            <w:tcW w:type="dxa" w:w="3251"/>
+            <w:tcW w:type="dxa" w:w="2438"/>
             <w:vAlign w:val="center"/>
             <w:tcMar>
               <w:top w:w="90" w:type="dxa"/>
@@ -874,7 +897,7 @@
               <w:rPr>
                 <w:sz w:val="17"/>
               </w:rPr>
-              <w:t>concluído</w:t>
+              <w:t>FEITO</w:t>
             </w:r>
           </w:p>
         </w:tc>
@@ -882,7 +905,7 @@
       <w:tr>
         <w:tc>
           <w:tcPr>
-            <w:tcW w:type="dxa" w:w="3251"/>
+            <w:tcW w:type="dxa" w:w="2438"/>
             <w:vAlign w:val="center"/>
             <w:tcMar>
               <w:top w:w="90" w:type="dxa"/>
@@ -899,13 +922,13 @@
               <w:rPr>
                 <w:sz w:val="17"/>
               </w:rPr>
-              <w:t>E9</w:t>
+              <w:t>2.1</w:t>
             </w:r>
           </w:p>
         </w:tc>
         <w:tc>
           <w:tcPr>
-            <w:tcW w:type="dxa" w:w="3251"/>
+            <w:tcW w:type="dxa" w:w="2438"/>
             <w:vAlign w:val="center"/>
             <w:tcMar>
               <w:top w:w="90" w:type="dxa"/>
@@ -922,13 +945,13 @@
               <w:rPr>
                 <w:sz w:val="17"/>
               </w:rPr>
-              <w:t>testes unitários e validador de conformidade</w:t>
+              <w:t>Diagrama RAG completo: fonte, carga, chunking, overlap, embeddings, vector store, retriever, reranking, LLM e fontes</w:t>
             </w:r>
           </w:p>
         </w:tc>
         <w:tc>
           <w:tcPr>
-            <w:tcW w:type="dxa" w:w="3251"/>
+            <w:tcW w:type="dxa" w:w="2438"/>
             <w:vAlign w:val="center"/>
             <w:tcMar>
               <w:top w:w="90" w:type="dxa"/>
@@ -945,7 +968,30 @@
               <w:rPr>
                 <w:sz w:val="17"/>
               </w:rPr>
-              <w:t>aprovado</w:t>
+              <w:t>diagrams/rag.mmd e diagrams/rag.svg</w:t>
+            </w:r>
+          </w:p>
+        </w:tc>
+        <w:tc>
+          <w:tcPr>
+            <w:tcW w:type="dxa" w:w="2438"/>
+            <w:vAlign w:val="center"/>
+            <w:tcMar>
+              <w:top w:w="90" w:type="dxa"/>
+              <w:start w:w="100" w:type="dxa"/>
+              <w:bottom w:w="90" w:type="dxa"/>
+              <w:end w:w="100" w:type="dxa"/>
+            </w:tcMar>
+          </w:tcPr>
+          <w:p>
+            <w:pPr>
+              <w:spacing w:after="20"/>
+            </w:pPr>
+            <w:r>
+              <w:rPr>
+                <w:sz w:val="17"/>
+              </w:rPr>
+              <w:t>FEITO</w:t>
             </w:r>
           </w:p>
         </w:tc>
@@ -953,7 +999,7 @@
       <w:tr>
         <w:tc>
           <w:tcPr>
-            <w:tcW w:type="dxa" w:w="3251"/>
+            <w:tcW w:type="dxa" w:w="2438"/>
             <w:vAlign w:val="center"/>
             <w:tcMar>
               <w:top w:w="90" w:type="dxa"/>
@@ -971,13 +1017,13 @@
               <w:rPr>
                 <w:sz w:val="17"/>
               </w:rPr>
-              <w:t>E10</w:t>
+              <w:t>2.2</w:t>
             </w:r>
           </w:p>
         </w:tc>
         <w:tc>
           <w:tcPr>
-            <w:tcW w:type="dxa" w:w="3251"/>
+            <w:tcW w:type="dxa" w:w="2438"/>
             <w:vAlign w:val="center"/>
             <w:tcMar>
               <w:top w:w="90" w:type="dxa"/>
@@ -995,13 +1041,13 @@
               <w:rPr>
                 <w:sz w:val="17"/>
               </w:rPr>
-              <w:t>Google Sheets e GitHub Pages</w:t>
+              <w:t>Comparação FAISS, ChromaDB e Supabase com escolha justificada</w:t>
             </w:r>
           </w:p>
         </w:tc>
         <w:tc>
           <w:tcPr>
-            <w:tcW w:type="dxa" w:w="3251"/>
+            <w:tcW w:type="dxa" w:w="2438"/>
             <w:vAlign w:val="center"/>
             <w:tcMar>
               <w:top w:w="90" w:type="dxa"/>
@@ -1019,7 +1065,2143 @@
               <w:rPr>
                 <w:sz w:val="17"/>
               </w:rPr>
-              <w:t>verificados</w:t>
+              <w:t>Docs/02-arquitetura-rag.md</w:t>
+            </w:r>
+          </w:p>
+        </w:tc>
+        <w:tc>
+          <w:tcPr>
+            <w:tcW w:type="dxa" w:w="2438"/>
+            <w:vAlign w:val="center"/>
+            <w:tcMar>
+              <w:top w:w="90" w:type="dxa"/>
+              <w:start w:w="100" w:type="dxa"/>
+              <w:bottom w:w="90" w:type="dxa"/>
+              <w:end w:w="100" w:type="dxa"/>
+            </w:tcMar>
+            <w:shd w:fill="EAF4FB"/>
+          </w:tcPr>
+          <w:p>
+            <w:pPr>
+              <w:spacing w:after="20"/>
+            </w:pPr>
+            <w:r>
+              <w:rPr>
+                <w:sz w:val="17"/>
+              </w:rPr>
+              <w:t>FEITO</w:t>
+            </w:r>
+          </w:p>
+        </w:tc>
+      </w:tr>
+      <w:tr>
+        <w:tc>
+          <w:tcPr>
+            <w:tcW w:type="dxa" w:w="2438"/>
+            <w:vAlign w:val="center"/>
+            <w:tcMar>
+              <w:top w:w="90" w:type="dxa"/>
+              <w:start w:w="100" w:type="dxa"/>
+              <w:bottom w:w="90" w:type="dxa"/>
+              <w:end w:w="100" w:type="dxa"/>
+            </w:tcMar>
+          </w:tcPr>
+          <w:p>
+            <w:pPr>
+              <w:spacing w:after="20"/>
+            </w:pPr>
+            <w:r>
+              <w:rPr>
+                <w:sz w:val="17"/>
+              </w:rPr>
+              <w:t>2.3</w:t>
+            </w:r>
+          </w:p>
+        </w:tc>
+        <w:tc>
+          <w:tcPr>
+            <w:tcW w:type="dxa" w:w="2438"/>
+            <w:vAlign w:val="center"/>
+            <w:tcMar>
+              <w:top w:w="90" w:type="dxa"/>
+              <w:start w:w="100" w:type="dxa"/>
+              <w:bottom w:w="90" w:type="dxa"/>
+              <w:end w:w="100" w:type="dxa"/>
+            </w:tcMar>
+          </w:tcPr>
+          <w:p>
+            <w:pPr>
+              <w:spacing w:after="20"/>
+            </w:pPr>
+            <w:r>
+              <w:rPr>
+                <w:sz w:val="17"/>
+              </w:rPr>
+              <w:t>Glossário com os 15 termos obrigatórios e exemplos Bytebank</w:t>
+            </w:r>
+          </w:p>
+        </w:tc>
+        <w:tc>
+          <w:tcPr>
+            <w:tcW w:type="dxa" w:w="2438"/>
+            <w:vAlign w:val="center"/>
+            <w:tcMar>
+              <w:top w:w="90" w:type="dxa"/>
+              <w:start w:w="100" w:type="dxa"/>
+              <w:bottom w:w="90" w:type="dxa"/>
+              <w:end w:w="100" w:type="dxa"/>
+            </w:tcMar>
+          </w:tcPr>
+          <w:p>
+            <w:pPr>
+              <w:spacing w:after="20"/>
+            </w:pPr>
+            <w:r>
+              <w:rPr>
+                <w:sz w:val="17"/>
+              </w:rPr>
+              <w:t>data/glossario_rag.csv e planilha Google</w:t>
+            </w:r>
+          </w:p>
+        </w:tc>
+        <w:tc>
+          <w:tcPr>
+            <w:tcW w:type="dxa" w:w="2438"/>
+            <w:vAlign w:val="center"/>
+            <w:tcMar>
+              <w:top w:w="90" w:type="dxa"/>
+              <w:start w:w="100" w:type="dxa"/>
+              <w:bottom w:w="90" w:type="dxa"/>
+              <w:end w:w="100" w:type="dxa"/>
+            </w:tcMar>
+          </w:tcPr>
+          <w:p>
+            <w:pPr>
+              <w:spacing w:after="20"/>
+            </w:pPr>
+            <w:r>
+              <w:rPr>
+                <w:sz w:val="17"/>
+              </w:rPr>
+              <w:t>FEITO</w:t>
+            </w:r>
+          </w:p>
+        </w:tc>
+      </w:tr>
+      <w:tr>
+        <w:tc>
+          <w:tcPr>
+            <w:tcW w:type="dxa" w:w="2438"/>
+            <w:vAlign w:val="center"/>
+            <w:tcMar>
+              <w:top w:w="90" w:type="dxa"/>
+              <w:start w:w="100" w:type="dxa"/>
+              <w:bottom w:w="90" w:type="dxa"/>
+              <w:end w:w="100" w:type="dxa"/>
+            </w:tcMar>
+            <w:shd w:fill="EAF4FB"/>
+          </w:tcPr>
+          <w:p>
+            <w:pPr>
+              <w:spacing w:after="20"/>
+            </w:pPr>
+            <w:r>
+              <w:rPr>
+                <w:sz w:val="17"/>
+              </w:rPr>
+              <w:t>2.4</w:t>
+            </w:r>
+          </w:p>
+        </w:tc>
+        <w:tc>
+          <w:tcPr>
+            <w:tcW w:type="dxa" w:w="2438"/>
+            <w:vAlign w:val="center"/>
+            <w:tcMar>
+              <w:top w:w="90" w:type="dxa"/>
+              <w:start w:w="100" w:type="dxa"/>
+              <w:bottom w:w="90" w:type="dxa"/>
+              <w:end w:w="100" w:type="dxa"/>
+            </w:tcMar>
+            <w:shd w:fill="EAF4FB"/>
+          </w:tcPr>
+          <w:p>
+            <w:pPr>
+              <w:spacing w:after="20"/>
+            </w:pPr>
+            <w:r>
+              <w:rPr>
+                <w:sz w:val="17"/>
+              </w:rPr>
+              <w:t>ADR comparando RAG e fine-tuning, critérios de embeddings e estratégia de metadados</w:t>
+            </w:r>
+          </w:p>
+        </w:tc>
+        <w:tc>
+          <w:tcPr>
+            <w:tcW w:type="dxa" w:w="2438"/>
+            <w:vAlign w:val="center"/>
+            <w:tcMar>
+              <w:top w:w="90" w:type="dxa"/>
+              <w:start w:w="100" w:type="dxa"/>
+              <w:bottom w:w="90" w:type="dxa"/>
+              <w:end w:w="100" w:type="dxa"/>
+            </w:tcMar>
+            <w:shd w:fill="EAF4FB"/>
+          </w:tcPr>
+          <w:p>
+            <w:pPr>
+              <w:spacing w:after="20"/>
+            </w:pPr>
+            <w:r>
+              <w:rPr>
+                <w:sz w:val="17"/>
+              </w:rPr>
+              <w:t>Docs/02-arquitetura-rag.md</w:t>
+            </w:r>
+          </w:p>
+        </w:tc>
+        <w:tc>
+          <w:tcPr>
+            <w:tcW w:type="dxa" w:w="2438"/>
+            <w:vAlign w:val="center"/>
+            <w:tcMar>
+              <w:top w:w="90" w:type="dxa"/>
+              <w:start w:w="100" w:type="dxa"/>
+              <w:bottom w:w="90" w:type="dxa"/>
+              <w:end w:w="100" w:type="dxa"/>
+            </w:tcMar>
+            <w:shd w:fill="EAF4FB"/>
+          </w:tcPr>
+          <w:p>
+            <w:pPr>
+              <w:spacing w:after="20"/>
+            </w:pPr>
+            <w:r>
+              <w:rPr>
+                <w:sz w:val="17"/>
+              </w:rPr>
+              <w:t>FEITO</w:t>
+            </w:r>
+          </w:p>
+        </w:tc>
+      </w:tr>
+      <w:tr>
+        <w:tc>
+          <w:tcPr>
+            <w:tcW w:type="dxa" w:w="2438"/>
+            <w:vAlign w:val="center"/>
+            <w:tcMar>
+              <w:top w:w="90" w:type="dxa"/>
+              <w:start w:w="100" w:type="dxa"/>
+              <w:bottom w:w="90" w:type="dxa"/>
+              <w:end w:w="100" w:type="dxa"/>
+            </w:tcMar>
+          </w:tcPr>
+          <w:p>
+            <w:pPr>
+              <w:spacing w:after="20"/>
+            </w:pPr>
+            <w:r>
+              <w:rPr>
+                <w:sz w:val="17"/>
+              </w:rPr>
+              <w:t>3.1</w:t>
+            </w:r>
+          </w:p>
+        </w:tc>
+        <w:tc>
+          <w:tcPr>
+            <w:tcW w:type="dxa" w:w="2438"/>
+            <w:vAlign w:val="center"/>
+            <w:tcMar>
+              <w:top w:w="90" w:type="dxa"/>
+              <w:start w:w="100" w:type="dxa"/>
+              <w:bottom w:w="90" w:type="dxa"/>
+              <w:end w:w="100" w:type="dxa"/>
+            </w:tcMar>
+          </w:tcPr>
+          <w:p>
+            <w:pPr>
+              <w:spacing w:after="20"/>
+            </w:pPr>
+            <w:r>
+              <w:rPr>
+                <w:sz w:val="17"/>
+              </w:rPr>
+              <w:t>Carga do CSV em documentos com id, dominio, secao e nivel_acesso</w:t>
+            </w:r>
+          </w:p>
+        </w:tc>
+        <w:tc>
+          <w:tcPr>
+            <w:tcW w:type="dxa" w:w="2438"/>
+            <w:vAlign w:val="center"/>
+            <w:tcMar>
+              <w:top w:w="90" w:type="dxa"/>
+              <w:start w:w="100" w:type="dxa"/>
+              <w:bottom w:w="90" w:type="dxa"/>
+              <w:end w:w="100" w:type="dxa"/>
+            </w:tcMar>
+          </w:tcPr>
+          <w:p>
+            <w:pPr>
+              <w:spacing w:after="20"/>
+            </w:pPr>
+            <w:r>
+              <w:rPr>
+                <w:sz w:val="17"/>
+              </w:rPr>
+              <w:t>src/rag_pipeline.py e 50 políticas</w:t>
+            </w:r>
+          </w:p>
+        </w:tc>
+        <w:tc>
+          <w:tcPr>
+            <w:tcW w:type="dxa" w:w="2438"/>
+            <w:vAlign w:val="center"/>
+            <w:tcMar>
+              <w:top w:w="90" w:type="dxa"/>
+              <w:start w:w="100" w:type="dxa"/>
+              <w:bottom w:w="90" w:type="dxa"/>
+              <w:end w:w="100" w:type="dxa"/>
+            </w:tcMar>
+          </w:tcPr>
+          <w:p>
+            <w:pPr>
+              <w:spacing w:after="20"/>
+            </w:pPr>
+            <w:r>
+              <w:rPr>
+                <w:sz w:val="17"/>
+              </w:rPr>
+              <w:t>FEITO</w:t>
+            </w:r>
+          </w:p>
+        </w:tc>
+      </w:tr>
+      <w:tr>
+        <w:tc>
+          <w:tcPr>
+            <w:tcW w:type="dxa" w:w="2438"/>
+            <w:vAlign w:val="center"/>
+            <w:tcMar>
+              <w:top w:w="90" w:type="dxa"/>
+              <w:start w:w="100" w:type="dxa"/>
+              <w:bottom w:w="90" w:type="dxa"/>
+              <w:end w:w="100" w:type="dxa"/>
+            </w:tcMar>
+            <w:shd w:fill="EAF4FB"/>
+          </w:tcPr>
+          <w:p>
+            <w:pPr>
+              <w:spacing w:after="20"/>
+            </w:pPr>
+            <w:r>
+              <w:rPr>
+                <w:sz w:val="17"/>
+              </w:rPr>
+              <w:t>3.2</w:t>
+            </w:r>
+          </w:p>
+        </w:tc>
+        <w:tc>
+          <w:tcPr>
+            <w:tcW w:type="dxa" w:w="2438"/>
+            <w:vAlign w:val="center"/>
+            <w:tcMar>
+              <w:top w:w="90" w:type="dxa"/>
+              <w:start w:w="100" w:type="dxa"/>
+              <w:bottom w:w="90" w:type="dxa"/>
+              <w:end w:w="100" w:type="dxa"/>
+            </w:tcMar>
+            <w:shd w:fill="EAF4FB"/>
+          </w:tcPr>
+          <w:p>
+            <w:pPr>
+              <w:spacing w:after="20"/>
+            </w:pPr>
+            <w:r>
+              <w:rPr>
+                <w:sz w:val="17"/>
+              </w:rPr>
+              <w:t>Chunking recursivo 500/100 e categoria semântica enriquecida</w:t>
+            </w:r>
+          </w:p>
+        </w:tc>
+        <w:tc>
+          <w:tcPr>
+            <w:tcW w:type="dxa" w:w="2438"/>
+            <w:vAlign w:val="center"/>
+            <w:tcMar>
+              <w:top w:w="90" w:type="dxa"/>
+              <w:start w:w="100" w:type="dxa"/>
+              <w:bottom w:w="90" w:type="dxa"/>
+              <w:end w:w="100" w:type="dxa"/>
+            </w:tcMar>
+            <w:shd w:fill="EAF4FB"/>
+          </w:tcPr>
+          <w:p>
+            <w:pPr>
+              <w:spacing w:after="20"/>
+            </w:pPr>
+            <w:r>
+              <w:rPr>
+                <w:sz w:val="17"/>
+              </w:rPr>
+              <w:t>src/rag_pipeline.py e testes de metadados</w:t>
+            </w:r>
+          </w:p>
+        </w:tc>
+        <w:tc>
+          <w:tcPr>
+            <w:tcW w:type="dxa" w:w="2438"/>
+            <w:vAlign w:val="center"/>
+            <w:tcMar>
+              <w:top w:w="90" w:type="dxa"/>
+              <w:start w:w="100" w:type="dxa"/>
+              <w:bottom w:w="90" w:type="dxa"/>
+              <w:end w:w="100" w:type="dxa"/>
+            </w:tcMar>
+            <w:shd w:fill="EAF4FB"/>
+          </w:tcPr>
+          <w:p>
+            <w:pPr>
+              <w:spacing w:after="20"/>
+            </w:pPr>
+            <w:r>
+              <w:rPr>
+                <w:sz w:val="17"/>
+              </w:rPr>
+              <w:t>FEITO</w:t>
+            </w:r>
+          </w:p>
+        </w:tc>
+      </w:tr>
+      <w:tr>
+        <w:tc>
+          <w:tcPr>
+            <w:tcW w:type="dxa" w:w="2438"/>
+            <w:vAlign w:val="center"/>
+            <w:tcMar>
+              <w:top w:w="90" w:type="dxa"/>
+              <w:start w:w="100" w:type="dxa"/>
+              <w:bottom w:w="90" w:type="dxa"/>
+              <w:end w:w="100" w:type="dxa"/>
+            </w:tcMar>
+          </w:tcPr>
+          <w:p>
+            <w:pPr>
+              <w:spacing w:after="20"/>
+            </w:pPr>
+            <w:r>
+              <w:rPr>
+                <w:sz w:val="17"/>
+              </w:rPr>
+              <w:t>3.3</w:t>
+            </w:r>
+          </w:p>
+        </w:tc>
+        <w:tc>
+          <w:tcPr>
+            <w:tcW w:type="dxa" w:w="2438"/>
+            <w:vAlign w:val="center"/>
+            <w:tcMar>
+              <w:top w:w="90" w:type="dxa"/>
+              <w:start w:w="100" w:type="dxa"/>
+              <w:bottom w:w="90" w:type="dxa"/>
+              <w:end w:w="100" w:type="dxa"/>
+            </w:tcMar>
+          </w:tcPr>
+          <w:p>
+            <w:pPr>
+              <w:spacing w:after="20"/>
+            </w:pPr>
+            <w:r>
+              <w:rPr>
+                <w:sz w:val="17"/>
+              </w:rPr>
+              <w:t>Embeddings locais, Chroma persistente e retriever por similaridade com k=4</w:t>
+            </w:r>
+          </w:p>
+        </w:tc>
+        <w:tc>
+          <w:tcPr>
+            <w:tcW w:type="dxa" w:w="2438"/>
+            <w:vAlign w:val="center"/>
+            <w:tcMar>
+              <w:top w:w="90" w:type="dxa"/>
+              <w:start w:w="100" w:type="dxa"/>
+              <w:bottom w:w="90" w:type="dxa"/>
+              <w:end w:w="100" w:type="dxa"/>
+            </w:tcMar>
+          </w:tcPr>
+          <w:p>
+            <w:pPr>
+              <w:spacing w:after="20"/>
+            </w:pPr>
+            <w:r>
+              <w:rPr>
+                <w:sz w:val="17"/>
+              </w:rPr>
+              <w:t>src/rag_pipeline.py e testes vetoriais</w:t>
+            </w:r>
+          </w:p>
+        </w:tc>
+        <w:tc>
+          <w:tcPr>
+            <w:tcW w:type="dxa" w:w="2438"/>
+            <w:vAlign w:val="center"/>
+            <w:tcMar>
+              <w:top w:w="90" w:type="dxa"/>
+              <w:start w:w="100" w:type="dxa"/>
+              <w:bottom w:w="90" w:type="dxa"/>
+              <w:end w:w="100" w:type="dxa"/>
+            </w:tcMar>
+          </w:tcPr>
+          <w:p>
+            <w:pPr>
+              <w:spacing w:after="20"/>
+            </w:pPr>
+            <w:r>
+              <w:rPr>
+                <w:sz w:val="17"/>
+              </w:rPr>
+              <w:t>FEITO</w:t>
+            </w:r>
+          </w:p>
+        </w:tc>
+      </w:tr>
+      <w:tr>
+        <w:tc>
+          <w:tcPr>
+            <w:tcW w:type="dxa" w:w="2438"/>
+            <w:vAlign w:val="center"/>
+            <w:tcMar>
+              <w:top w:w="90" w:type="dxa"/>
+              <w:start w:w="100" w:type="dxa"/>
+              <w:bottom w:w="90" w:type="dxa"/>
+              <w:end w:w="100" w:type="dxa"/>
+            </w:tcMar>
+            <w:shd w:fill="EAF4FB"/>
+          </w:tcPr>
+          <w:p>
+            <w:pPr>
+              <w:spacing w:after="20"/>
+            </w:pPr>
+            <w:r>
+              <w:rPr>
+                <w:sz w:val="17"/>
+              </w:rPr>
+              <w:t>3.4</w:t>
+            </w:r>
+          </w:p>
+        </w:tc>
+        <w:tc>
+          <w:tcPr>
+            <w:tcW w:type="dxa" w:w="2438"/>
+            <w:vAlign w:val="center"/>
+            <w:tcMar>
+              <w:top w:w="90" w:type="dxa"/>
+              <w:start w:w="100" w:type="dxa"/>
+              <w:bottom w:w="90" w:type="dxa"/>
+              <w:end w:w="100" w:type="dxa"/>
+            </w:tcMar>
+            <w:shd w:fill="EAF4FB"/>
+          </w:tcPr>
+          <w:p>
+            <w:pPr>
+              <w:spacing w:after="20"/>
+            </w:pPr>
+            <w:r>
+              <w:rPr>
+                <w:sz w:val="17"/>
+              </w:rPr>
+              <w:t>Recuperação de oito candidatos, reranking e seleção dos quatro melhores</w:t>
+            </w:r>
+          </w:p>
+        </w:tc>
+        <w:tc>
+          <w:tcPr>
+            <w:tcW w:type="dxa" w:w="2438"/>
+            <w:vAlign w:val="center"/>
+            <w:tcMar>
+              <w:top w:w="90" w:type="dxa"/>
+              <w:start w:w="100" w:type="dxa"/>
+              <w:bottom w:w="90" w:type="dxa"/>
+              <w:end w:w="100" w:type="dxa"/>
+            </w:tcMar>
+            <w:shd w:fill="EAF4FB"/>
+          </w:tcPr>
+          <w:p>
+            <w:pPr>
+              <w:spacing w:after="20"/>
+            </w:pPr>
+            <w:r>
+              <w:rPr>
+                <w:sz w:val="17"/>
+              </w:rPr>
+              <w:t>src/rag_pipeline.py e validador de conformidade</w:t>
+            </w:r>
+          </w:p>
+        </w:tc>
+        <w:tc>
+          <w:tcPr>
+            <w:tcW w:type="dxa" w:w="2438"/>
+            <w:vAlign w:val="center"/>
+            <w:tcMar>
+              <w:top w:w="90" w:type="dxa"/>
+              <w:start w:w="100" w:type="dxa"/>
+              <w:bottom w:w="90" w:type="dxa"/>
+              <w:end w:w="100" w:type="dxa"/>
+            </w:tcMar>
+            <w:shd w:fill="EAF4FB"/>
+          </w:tcPr>
+          <w:p>
+            <w:pPr>
+              <w:spacing w:after="20"/>
+            </w:pPr>
+            <w:r>
+              <w:rPr>
+                <w:sz w:val="17"/>
+              </w:rPr>
+              <w:t>FEITO</w:t>
+            </w:r>
+          </w:p>
+        </w:tc>
+      </w:tr>
+      <w:tr>
+        <w:tc>
+          <w:tcPr>
+            <w:tcW w:type="dxa" w:w="2438"/>
+            <w:vAlign w:val="center"/>
+            <w:tcMar>
+              <w:top w:w="90" w:type="dxa"/>
+              <w:start w:w="100" w:type="dxa"/>
+              <w:bottom w:w="90" w:type="dxa"/>
+              <w:end w:w="100" w:type="dxa"/>
+            </w:tcMar>
+          </w:tcPr>
+          <w:p>
+            <w:pPr>
+              <w:spacing w:after="20"/>
+            </w:pPr>
+            <w:r>
+              <w:rPr>
+                <w:sz w:val="17"/>
+              </w:rPr>
+              <w:t>3.5</w:t>
+            </w:r>
+          </w:p>
+        </w:tc>
+        <w:tc>
+          <w:tcPr>
+            <w:tcW w:type="dxa" w:w="2438"/>
+            <w:vAlign w:val="center"/>
+            <w:tcMar>
+              <w:top w:w="90" w:type="dxa"/>
+              <w:start w:w="100" w:type="dxa"/>
+              <w:bottom w:w="90" w:type="dxa"/>
+              <w:end w:w="100" w:type="dxa"/>
+            </w:tcMar>
+          </w:tcPr>
+          <w:p>
+            <w:pPr>
+              <w:spacing w:after="20"/>
+            </w:pPr>
+            <w:r>
+              <w:rPr>
+                <w:sz w:val="17"/>
+              </w:rPr>
+              <w:t>Comparação da mesma pergunta sem RAG e com RAG</w:t>
+            </w:r>
+          </w:p>
+        </w:tc>
+        <w:tc>
+          <w:tcPr>
+            <w:tcW w:type="dxa" w:w="2438"/>
+            <w:vAlign w:val="center"/>
+            <w:tcMar>
+              <w:top w:w="90" w:type="dxa"/>
+              <w:start w:w="100" w:type="dxa"/>
+              <w:bottom w:w="90" w:type="dxa"/>
+              <w:end w:w="100" w:type="dxa"/>
+            </w:tcMar>
+          </w:tcPr>
+          <w:p>
+            <w:pPr>
+              <w:spacing w:after="20"/>
+            </w:pPr>
+            <w:r>
+              <w:rPr>
+                <w:sz w:val="17"/>
+              </w:rPr>
+              <w:t>src/evaluation.py e outputs/avaliacao_rag.csv</w:t>
+            </w:r>
+          </w:p>
+        </w:tc>
+        <w:tc>
+          <w:tcPr>
+            <w:tcW w:type="dxa" w:w="2438"/>
+            <w:vAlign w:val="center"/>
+            <w:tcMar>
+              <w:top w:w="90" w:type="dxa"/>
+              <w:start w:w="100" w:type="dxa"/>
+              <w:bottom w:w="90" w:type="dxa"/>
+              <w:end w:w="100" w:type="dxa"/>
+            </w:tcMar>
+          </w:tcPr>
+          <w:p>
+            <w:pPr>
+              <w:spacing w:after="20"/>
+            </w:pPr>
+            <w:r>
+              <w:rPr>
+                <w:sz w:val="17"/>
+              </w:rPr>
+              <w:t>FEITO</w:t>
+            </w:r>
+          </w:p>
+        </w:tc>
+      </w:tr>
+      <w:tr>
+        <w:tc>
+          <w:tcPr>
+            <w:tcW w:type="dxa" w:w="2438"/>
+            <w:vAlign w:val="center"/>
+            <w:tcMar>
+              <w:top w:w="90" w:type="dxa"/>
+              <w:start w:w="100" w:type="dxa"/>
+              <w:bottom w:w="90" w:type="dxa"/>
+              <w:end w:w="100" w:type="dxa"/>
+            </w:tcMar>
+            <w:shd w:fill="EAF4FB"/>
+          </w:tcPr>
+          <w:p>
+            <w:pPr>
+              <w:spacing w:after="20"/>
+            </w:pPr>
+            <w:r>
+              <w:rPr>
+                <w:sz w:val="17"/>
+              </w:rPr>
+              <w:t>3.6</w:t>
+            </w:r>
+          </w:p>
+        </w:tc>
+        <w:tc>
+          <w:tcPr>
+            <w:tcW w:type="dxa" w:w="2438"/>
+            <w:vAlign w:val="center"/>
+            <w:tcMar>
+              <w:top w:w="90" w:type="dxa"/>
+              <w:start w:w="100" w:type="dxa"/>
+              <w:bottom w:w="90" w:type="dxa"/>
+              <w:end w:w="100" w:type="dxa"/>
+            </w:tcMar>
+            <w:shd w:fill="EAF4FB"/>
+          </w:tcPr>
+          <w:p>
+            <w:pPr>
+              <w:spacing w:after="20"/>
+            </w:pPr>
+            <w:r>
+              <w:rPr>
+                <w:sz w:val="17"/>
+              </w:rPr>
+              <w:t>Dataset de validação com oito perguntas e gabaritos</w:t>
+            </w:r>
+          </w:p>
+        </w:tc>
+        <w:tc>
+          <w:tcPr>
+            <w:tcW w:type="dxa" w:w="2438"/>
+            <w:vAlign w:val="center"/>
+            <w:tcMar>
+              <w:top w:w="90" w:type="dxa"/>
+              <w:start w:w="100" w:type="dxa"/>
+              <w:bottom w:w="90" w:type="dxa"/>
+              <w:end w:w="100" w:type="dxa"/>
+            </w:tcMar>
+            <w:shd w:fill="EAF4FB"/>
+          </w:tcPr>
+          <w:p>
+            <w:pPr>
+              <w:spacing w:after="20"/>
+            </w:pPr>
+            <w:r>
+              <w:rPr>
+                <w:sz w:val="17"/>
+              </w:rPr>
+              <w:t>src/evaluation.py</w:t>
+            </w:r>
+          </w:p>
+        </w:tc>
+        <w:tc>
+          <w:tcPr>
+            <w:tcW w:type="dxa" w:w="2438"/>
+            <w:vAlign w:val="center"/>
+            <w:tcMar>
+              <w:top w:w="90" w:type="dxa"/>
+              <w:start w:w="100" w:type="dxa"/>
+              <w:bottom w:w="90" w:type="dxa"/>
+              <w:end w:w="100" w:type="dxa"/>
+            </w:tcMar>
+            <w:shd w:fill="EAF4FB"/>
+          </w:tcPr>
+          <w:p>
+            <w:pPr>
+              <w:spacing w:after="20"/>
+            </w:pPr>
+            <w:r>
+              <w:rPr>
+                <w:sz w:val="17"/>
+              </w:rPr>
+              <w:t>FEITO</w:t>
+            </w:r>
+          </w:p>
+        </w:tc>
+      </w:tr>
+      <w:tr>
+        <w:tc>
+          <w:tcPr>
+            <w:tcW w:type="dxa" w:w="2438"/>
+            <w:vAlign w:val="center"/>
+            <w:tcMar>
+              <w:top w:w="90" w:type="dxa"/>
+              <w:start w:w="100" w:type="dxa"/>
+              <w:bottom w:w="90" w:type="dxa"/>
+              <w:end w:w="100" w:type="dxa"/>
+            </w:tcMar>
+          </w:tcPr>
+          <w:p>
+            <w:pPr>
+              <w:spacing w:after="20"/>
+            </w:pPr>
+            <w:r>
+              <w:rPr>
+                <w:sz w:val="17"/>
+              </w:rPr>
+              <w:t>3.7</w:t>
+            </w:r>
+          </w:p>
+        </w:tc>
+        <w:tc>
+          <w:tcPr>
+            <w:tcW w:type="dxa" w:w="2438"/>
+            <w:vAlign w:val="center"/>
+            <w:tcMar>
+              <w:top w:w="90" w:type="dxa"/>
+              <w:start w:w="100" w:type="dxa"/>
+              <w:bottom w:w="90" w:type="dxa"/>
+              <w:end w:w="100" w:type="dxa"/>
+            </w:tcMar>
+          </w:tcPr>
+          <w:p>
+            <w:pPr>
+              <w:spacing w:after="20"/>
+            </w:pPr>
+            <w:r>
+              <w:rPr>
+                <w:sz w:val="17"/>
+              </w:rPr>
+              <w:t>Avaliação estruturada, percentual de acertos e tabela Markdown por caso</w:t>
+            </w:r>
+          </w:p>
+        </w:tc>
+        <w:tc>
+          <w:tcPr>
+            <w:tcW w:type="dxa" w:w="2438"/>
+            <w:vAlign w:val="center"/>
+            <w:tcMar>
+              <w:top w:w="90" w:type="dxa"/>
+              <w:start w:w="100" w:type="dxa"/>
+              <w:bottom w:w="90" w:type="dxa"/>
+              <w:end w:w="100" w:type="dxa"/>
+            </w:tcMar>
+          </w:tcPr>
+          <w:p>
+            <w:pPr>
+              <w:spacing w:after="20"/>
+            </w:pPr>
+            <w:r>
+              <w:rPr>
+                <w:sz w:val="17"/>
+              </w:rPr>
+              <w:t>Docs/05-avaliacao-rag.md e CSV de avaliação</w:t>
+            </w:r>
+          </w:p>
+        </w:tc>
+        <w:tc>
+          <w:tcPr>
+            <w:tcW w:type="dxa" w:w="2438"/>
+            <w:vAlign w:val="center"/>
+            <w:tcMar>
+              <w:top w:w="90" w:type="dxa"/>
+              <w:start w:w="100" w:type="dxa"/>
+              <w:bottom w:w="90" w:type="dxa"/>
+              <w:end w:w="100" w:type="dxa"/>
+            </w:tcMar>
+          </w:tcPr>
+          <w:p>
+            <w:pPr>
+              <w:spacing w:after="20"/>
+            </w:pPr>
+            <w:r>
+              <w:rPr>
+                <w:sz w:val="17"/>
+              </w:rPr>
+              <w:t>FEITO</w:t>
+            </w:r>
+          </w:p>
+        </w:tc>
+      </w:tr>
+      <w:tr>
+        <w:tc>
+          <w:tcPr>
+            <w:tcW w:type="dxa" w:w="2438"/>
+            <w:vAlign w:val="center"/>
+            <w:tcMar>
+              <w:top w:w="90" w:type="dxa"/>
+              <w:start w:w="100" w:type="dxa"/>
+              <w:bottom w:w="90" w:type="dxa"/>
+              <w:end w:w="100" w:type="dxa"/>
+            </w:tcMar>
+            <w:shd w:fill="EAF4FB"/>
+          </w:tcPr>
+          <w:p>
+            <w:pPr>
+              <w:spacing w:after="20"/>
+            </w:pPr>
+            <w:r>
+              <w:rPr>
+                <w:sz w:val="17"/>
+              </w:rPr>
+              <w:t>3.8</w:t>
+            </w:r>
+          </w:p>
+        </w:tc>
+        <w:tc>
+          <w:tcPr>
+            <w:tcW w:type="dxa" w:w="2438"/>
+            <w:vAlign w:val="center"/>
+            <w:tcMar>
+              <w:top w:w="90" w:type="dxa"/>
+              <w:start w:w="100" w:type="dxa"/>
+              <w:bottom w:w="90" w:type="dxa"/>
+              <w:end w:w="100" w:type="dxa"/>
+            </w:tcMar>
+            <w:shd w:fill="EAF4FB"/>
+          </w:tcPr>
+          <w:p>
+            <w:pPr>
+              <w:spacing w:after="20"/>
+            </w:pPr>
+            <w:r>
+              <w:rPr>
+                <w:sz w:val="17"/>
+              </w:rPr>
+              <w:t>Rastreabilidade de modos, fontes e fallbacks sem mascarar falhas externas</w:t>
+            </w:r>
+          </w:p>
+        </w:tc>
+        <w:tc>
+          <w:tcPr>
+            <w:tcW w:type="dxa" w:w="2438"/>
+            <w:vAlign w:val="center"/>
+            <w:tcMar>
+              <w:top w:w="90" w:type="dxa"/>
+              <w:start w:w="100" w:type="dxa"/>
+              <w:bottom w:w="90" w:type="dxa"/>
+              <w:end w:w="100" w:type="dxa"/>
+            </w:tcMar>
+            <w:shd w:fill="EAF4FB"/>
+          </w:tcPr>
+          <w:p>
+            <w:pPr>
+              <w:spacing w:after="20"/>
+            </w:pPr>
+            <w:r>
+              <w:rPr>
+                <w:sz w:val="17"/>
+              </w:rPr>
+              <w:t>outputs/avaliacao_rag.csv e Docs/05-avaliacao-rag.md</w:t>
+            </w:r>
+          </w:p>
+        </w:tc>
+        <w:tc>
+          <w:tcPr>
+            <w:tcW w:type="dxa" w:w="2438"/>
+            <w:vAlign w:val="center"/>
+            <w:tcMar>
+              <w:top w:w="90" w:type="dxa"/>
+              <w:start w:w="100" w:type="dxa"/>
+              <w:bottom w:w="90" w:type="dxa"/>
+              <w:end w:w="100" w:type="dxa"/>
+            </w:tcMar>
+            <w:shd w:fill="EAF4FB"/>
+          </w:tcPr>
+          <w:p>
+            <w:pPr>
+              <w:spacing w:after="20"/>
+            </w:pPr>
+            <w:r>
+              <w:rPr>
+                <w:sz w:val="17"/>
+              </w:rPr>
+              <w:t>FEITO</w:t>
+            </w:r>
+          </w:p>
+        </w:tc>
+      </w:tr>
+      <w:tr>
+        <w:tc>
+          <w:tcPr>
+            <w:tcW w:type="dxa" w:w="2438"/>
+            <w:vAlign w:val="center"/>
+            <w:tcMar>
+              <w:top w:w="90" w:type="dxa"/>
+              <w:start w:w="100" w:type="dxa"/>
+              <w:bottom w:w="90" w:type="dxa"/>
+              <w:end w:w="100" w:type="dxa"/>
+            </w:tcMar>
+          </w:tcPr>
+          <w:p>
+            <w:pPr>
+              <w:spacing w:after="20"/>
+            </w:pPr>
+            <w:r>
+              <w:rPr>
+                <w:sz w:val="17"/>
+              </w:rPr>
+              <w:t>4.1</w:t>
+            </w:r>
+          </w:p>
+        </w:tc>
+        <w:tc>
+          <w:tcPr>
+            <w:tcW w:type="dxa" w:w="2438"/>
+            <w:vAlign w:val="center"/>
+            <w:tcMar>
+              <w:top w:w="90" w:type="dxa"/>
+              <w:start w:w="100" w:type="dxa"/>
+              <w:bottom w:w="90" w:type="dxa"/>
+              <w:end w:w="100" w:type="dxa"/>
+            </w:tcMar>
+          </w:tcPr>
+          <w:p>
+            <w:pPr>
+              <w:spacing w:after="20"/>
+            </w:pPr>
+            <w:r>
+              <w:rPr>
+                <w:sz w:val="17"/>
+              </w:rPr>
+              <w:t>Diagrama com front-end, BFA, três agentes, Agent Cards, A2A, MCP, HITL e snapshots</w:t>
+            </w:r>
+          </w:p>
+        </w:tc>
+        <w:tc>
+          <w:tcPr>
+            <w:tcW w:type="dxa" w:w="2438"/>
+            <w:vAlign w:val="center"/>
+            <w:tcMar>
+              <w:top w:w="90" w:type="dxa"/>
+              <w:start w:w="100" w:type="dxa"/>
+              <w:bottom w:w="90" w:type="dxa"/>
+              <w:end w:w="100" w:type="dxa"/>
+            </w:tcMar>
+          </w:tcPr>
+          <w:p>
+            <w:pPr>
+              <w:spacing w:after="20"/>
+            </w:pPr>
+            <w:r>
+              <w:rPr>
+                <w:sz w:val="17"/>
+              </w:rPr>
+              <w:t>diagrams/multiagente.mmd e SVG</w:t>
+            </w:r>
+          </w:p>
+        </w:tc>
+        <w:tc>
+          <w:tcPr>
+            <w:tcW w:type="dxa" w:w="2438"/>
+            <w:vAlign w:val="center"/>
+            <w:tcMar>
+              <w:top w:w="90" w:type="dxa"/>
+              <w:start w:w="100" w:type="dxa"/>
+              <w:bottom w:w="90" w:type="dxa"/>
+              <w:end w:w="100" w:type="dxa"/>
+            </w:tcMar>
+          </w:tcPr>
+          <w:p>
+            <w:pPr>
+              <w:spacing w:after="20"/>
+            </w:pPr>
+            <w:r>
+              <w:rPr>
+                <w:sz w:val="17"/>
+              </w:rPr>
+              <w:t>FEITO</w:t>
+            </w:r>
+          </w:p>
+        </w:tc>
+      </w:tr>
+      <w:tr>
+        <w:tc>
+          <w:tcPr>
+            <w:tcW w:type="dxa" w:w="2438"/>
+            <w:vAlign w:val="center"/>
+            <w:tcMar>
+              <w:top w:w="90" w:type="dxa"/>
+              <w:start w:w="100" w:type="dxa"/>
+              <w:bottom w:w="90" w:type="dxa"/>
+              <w:end w:w="100" w:type="dxa"/>
+            </w:tcMar>
+            <w:shd w:fill="EAF4FB"/>
+          </w:tcPr>
+          <w:p>
+            <w:pPr>
+              <w:spacing w:after="20"/>
+            </w:pPr>
+            <w:r>
+              <w:rPr>
+                <w:sz w:val="17"/>
+              </w:rPr>
+              <w:t>4.2</w:t>
+            </w:r>
+          </w:p>
+        </w:tc>
+        <w:tc>
+          <w:tcPr>
+            <w:tcW w:type="dxa" w:w="2438"/>
+            <w:vAlign w:val="center"/>
+            <w:tcMar>
+              <w:top w:w="90" w:type="dxa"/>
+              <w:start w:w="100" w:type="dxa"/>
+              <w:bottom w:w="90" w:type="dxa"/>
+              <w:end w:w="100" w:type="dxa"/>
+            </w:tcMar>
+            <w:shd w:fill="EAF4FB"/>
+          </w:tcPr>
+          <w:p>
+            <w:pPr>
+              <w:spacing w:after="20"/>
+            </w:pPr>
+            <w:r>
+              <w:rPr>
+                <w:sz w:val="17"/>
+              </w:rPr>
+              <w:t>Comparação A2A/MCP e conectividade por polling, SSE e webhook</w:t>
+            </w:r>
+          </w:p>
+        </w:tc>
+        <w:tc>
+          <w:tcPr>
+            <w:tcW w:type="dxa" w:w="2438"/>
+            <w:vAlign w:val="center"/>
+            <w:tcMar>
+              <w:top w:w="90" w:type="dxa"/>
+              <w:start w:w="100" w:type="dxa"/>
+              <w:bottom w:w="90" w:type="dxa"/>
+              <w:end w:w="100" w:type="dxa"/>
+            </w:tcMar>
+            <w:shd w:fill="EAF4FB"/>
+          </w:tcPr>
+          <w:p>
+            <w:pPr>
+              <w:spacing w:after="20"/>
+            </w:pPr>
+            <w:r>
+              <w:rPr>
+                <w:sz w:val="17"/>
+              </w:rPr>
+              <w:t>Docs/04-arquitetura-multiagente.md</w:t>
+            </w:r>
+          </w:p>
+        </w:tc>
+        <w:tc>
+          <w:tcPr>
+            <w:tcW w:type="dxa" w:w="2438"/>
+            <w:vAlign w:val="center"/>
+            <w:tcMar>
+              <w:top w:w="90" w:type="dxa"/>
+              <w:start w:w="100" w:type="dxa"/>
+              <w:bottom w:w="90" w:type="dxa"/>
+              <w:end w:w="100" w:type="dxa"/>
+            </w:tcMar>
+            <w:shd w:fill="EAF4FB"/>
+          </w:tcPr>
+          <w:p>
+            <w:pPr>
+              <w:spacing w:after="20"/>
+            </w:pPr>
+            <w:r>
+              <w:rPr>
+                <w:sz w:val="17"/>
+              </w:rPr>
+              <w:t>FEITO</w:t>
+            </w:r>
+          </w:p>
+        </w:tc>
+      </w:tr>
+      <w:tr>
+        <w:tc>
+          <w:tcPr>
+            <w:tcW w:type="dxa" w:w="2438"/>
+            <w:vAlign w:val="center"/>
+            <w:tcMar>
+              <w:top w:w="90" w:type="dxa"/>
+              <w:start w:w="100" w:type="dxa"/>
+              <w:bottom w:w="90" w:type="dxa"/>
+              <w:end w:w="100" w:type="dxa"/>
+            </w:tcMar>
+          </w:tcPr>
+          <w:p>
+            <w:pPr>
+              <w:spacing w:after="20"/>
+            </w:pPr>
+            <w:r>
+              <w:rPr>
+                <w:sz w:val="17"/>
+              </w:rPr>
+              <w:t>4.3</w:t>
+            </w:r>
+          </w:p>
+        </w:tc>
+        <w:tc>
+          <w:tcPr>
+            <w:tcW w:type="dxa" w:w="2438"/>
+            <w:vAlign w:val="center"/>
+            <w:tcMar>
+              <w:top w:w="90" w:type="dxa"/>
+              <w:start w:w="100" w:type="dxa"/>
+              <w:bottom w:w="90" w:type="dxa"/>
+              <w:end w:w="100" w:type="dxa"/>
+            </w:tcMar>
+          </w:tcPr>
+          <w:p>
+            <w:pPr>
+              <w:spacing w:after="20"/>
+            </w:pPr>
+            <w:r>
+              <w:rPr>
+                <w:sz w:val="17"/>
+              </w:rPr>
+              <w:t>Memórias semântica, episódica e procedural no contexto bancário</w:t>
+            </w:r>
+          </w:p>
+        </w:tc>
+        <w:tc>
+          <w:tcPr>
+            <w:tcW w:type="dxa" w:w="2438"/>
+            <w:vAlign w:val="center"/>
+            <w:tcMar>
+              <w:top w:w="90" w:type="dxa"/>
+              <w:start w:w="100" w:type="dxa"/>
+              <w:bottom w:w="90" w:type="dxa"/>
+              <w:end w:w="100" w:type="dxa"/>
+            </w:tcMar>
+          </w:tcPr>
+          <w:p>
+            <w:pPr>
+              <w:spacing w:after="20"/>
+            </w:pPr>
+            <w:r>
+              <w:rPr>
+                <w:sz w:val="17"/>
+              </w:rPr>
+              <w:t>Docs/04-arquitetura-multiagente.md</w:t>
+            </w:r>
+          </w:p>
+        </w:tc>
+        <w:tc>
+          <w:tcPr>
+            <w:tcW w:type="dxa" w:w="2438"/>
+            <w:vAlign w:val="center"/>
+            <w:tcMar>
+              <w:top w:w="90" w:type="dxa"/>
+              <w:start w:w="100" w:type="dxa"/>
+              <w:bottom w:w="90" w:type="dxa"/>
+              <w:end w:w="100" w:type="dxa"/>
+            </w:tcMar>
+          </w:tcPr>
+          <w:p>
+            <w:pPr>
+              <w:spacing w:after="20"/>
+            </w:pPr>
+            <w:r>
+              <w:rPr>
+                <w:sz w:val="17"/>
+              </w:rPr>
+              <w:t>FEITO</w:t>
+            </w:r>
+          </w:p>
+        </w:tc>
+      </w:tr>
+      <w:tr>
+        <w:tc>
+          <w:tcPr>
+            <w:tcW w:type="dxa" w:w="2438"/>
+            <w:vAlign w:val="center"/>
+            <w:tcMar>
+              <w:top w:w="90" w:type="dxa"/>
+              <w:start w:w="100" w:type="dxa"/>
+              <w:bottom w:w="90" w:type="dxa"/>
+              <w:end w:w="100" w:type="dxa"/>
+            </w:tcMar>
+            <w:shd w:fill="EAF4FB"/>
+          </w:tcPr>
+          <w:p>
+            <w:pPr>
+              <w:spacing w:after="20"/>
+            </w:pPr>
+            <w:r>
+              <w:rPr>
+                <w:sz w:val="17"/>
+              </w:rPr>
+              <w:t>4.4</w:t>
+            </w:r>
+          </w:p>
+        </w:tc>
+        <w:tc>
+          <w:tcPr>
+            <w:tcW w:type="dxa" w:w="2438"/>
+            <w:vAlign w:val="center"/>
+            <w:tcMar>
+              <w:top w:w="90" w:type="dxa"/>
+              <w:start w:w="100" w:type="dxa"/>
+              <w:bottom w:w="90" w:type="dxa"/>
+              <w:end w:w="100" w:type="dxa"/>
+            </w:tcMar>
+            <w:shd w:fill="EAF4FB"/>
+          </w:tcPr>
+          <w:p>
+            <w:pPr>
+              <w:spacing w:after="20"/>
+            </w:pPr>
+            <w:r>
+              <w:rPr>
+                <w:sz w:val="17"/>
+              </w:rPr>
+              <w:t>Fluxo HITL Platinum com interrupção, snapshot, decisão e retomada/cancelamento</w:t>
+            </w:r>
+          </w:p>
+        </w:tc>
+        <w:tc>
+          <w:tcPr>
+            <w:tcW w:type="dxa" w:w="2438"/>
+            <w:vAlign w:val="center"/>
+            <w:tcMar>
+              <w:top w:w="90" w:type="dxa"/>
+              <w:start w:w="100" w:type="dxa"/>
+              <w:bottom w:w="90" w:type="dxa"/>
+              <w:end w:w="100" w:type="dxa"/>
+            </w:tcMar>
+            <w:shd w:fill="EAF4FB"/>
+          </w:tcPr>
+          <w:p>
+            <w:pPr>
+              <w:spacing w:after="20"/>
+            </w:pPr>
+            <w:r>
+              <w:rPr>
+                <w:sz w:val="17"/>
+              </w:rPr>
+              <w:t>Docs/04-arquitetura-multiagente.md e testes</w:t>
+            </w:r>
+          </w:p>
+        </w:tc>
+        <w:tc>
+          <w:tcPr>
+            <w:tcW w:type="dxa" w:w="2438"/>
+            <w:vAlign w:val="center"/>
+            <w:tcMar>
+              <w:top w:w="90" w:type="dxa"/>
+              <w:start w:w="100" w:type="dxa"/>
+              <w:bottom w:w="90" w:type="dxa"/>
+              <w:end w:w="100" w:type="dxa"/>
+            </w:tcMar>
+            <w:shd w:fill="EAF4FB"/>
+          </w:tcPr>
+          <w:p>
+            <w:pPr>
+              <w:spacing w:after="20"/>
+            </w:pPr>
+            <w:r>
+              <w:rPr>
+                <w:sz w:val="17"/>
+              </w:rPr>
+              <w:t>FEITO</w:t>
+            </w:r>
+          </w:p>
+        </w:tc>
+      </w:tr>
+      <w:tr>
+        <w:tc>
+          <w:tcPr>
+            <w:tcW w:type="dxa" w:w="2438"/>
+            <w:vAlign w:val="center"/>
+            <w:tcMar>
+              <w:top w:w="90" w:type="dxa"/>
+              <w:start w:w="100" w:type="dxa"/>
+              <w:bottom w:w="90" w:type="dxa"/>
+              <w:end w:w="100" w:type="dxa"/>
+            </w:tcMar>
+          </w:tcPr>
+          <w:p>
+            <w:pPr>
+              <w:spacing w:after="20"/>
+            </w:pPr>
+            <w:r>
+              <w:rPr>
+                <w:sz w:val="17"/>
+              </w:rPr>
+              <w:t>4.5</w:t>
+            </w:r>
+          </w:p>
+        </w:tc>
+        <w:tc>
+          <w:tcPr>
+            <w:tcW w:type="dxa" w:w="2438"/>
+            <w:vAlign w:val="center"/>
+            <w:tcMar>
+              <w:top w:w="90" w:type="dxa"/>
+              <w:start w:w="100" w:type="dxa"/>
+              <w:bottom w:w="90" w:type="dxa"/>
+              <w:end w:w="100" w:type="dxa"/>
+            </w:tcMar>
+          </w:tcPr>
+          <w:p>
+            <w:pPr>
+              <w:spacing w:after="20"/>
+            </w:pPr>
+            <w:r>
+              <w:rPr>
+                <w:sz w:val="17"/>
+              </w:rPr>
+              <w:t>StateGraph, estado tipado, classificação, três agentes, rota condicional e síntese</w:t>
+            </w:r>
+          </w:p>
+        </w:tc>
+        <w:tc>
+          <w:tcPr>
+            <w:tcW w:type="dxa" w:w="2438"/>
+            <w:vAlign w:val="center"/>
+            <w:tcMar>
+              <w:top w:w="90" w:type="dxa"/>
+              <w:start w:w="100" w:type="dxa"/>
+              <w:bottom w:w="90" w:type="dxa"/>
+              <w:end w:w="100" w:type="dxa"/>
+            </w:tcMar>
+          </w:tcPr>
+          <w:p>
+            <w:pPr>
+              <w:spacing w:after="20"/>
+            </w:pPr>
+            <w:r>
+              <w:rPr>
+                <w:sz w:val="17"/>
+              </w:rPr>
+              <w:t>src/multiagent_graph.py</w:t>
+            </w:r>
+          </w:p>
+        </w:tc>
+        <w:tc>
+          <w:tcPr>
+            <w:tcW w:type="dxa" w:w="2438"/>
+            <w:vAlign w:val="center"/>
+            <w:tcMar>
+              <w:top w:w="90" w:type="dxa"/>
+              <w:start w:w="100" w:type="dxa"/>
+              <w:bottom w:w="90" w:type="dxa"/>
+              <w:end w:w="100" w:type="dxa"/>
+            </w:tcMar>
+          </w:tcPr>
+          <w:p>
+            <w:pPr>
+              <w:spacing w:after="20"/>
+            </w:pPr>
+            <w:r>
+              <w:rPr>
+                <w:sz w:val="17"/>
+              </w:rPr>
+              <w:t>FEITO</w:t>
+            </w:r>
+          </w:p>
+        </w:tc>
+      </w:tr>
+      <w:tr>
+        <w:tc>
+          <w:tcPr>
+            <w:tcW w:type="dxa" w:w="2438"/>
+            <w:vAlign w:val="center"/>
+            <w:tcMar>
+              <w:top w:w="90" w:type="dxa"/>
+              <w:start w:w="100" w:type="dxa"/>
+              <w:bottom w:w="90" w:type="dxa"/>
+              <w:end w:w="100" w:type="dxa"/>
+            </w:tcMar>
+            <w:shd w:fill="EAF4FB"/>
+          </w:tcPr>
+          <w:p>
+            <w:pPr>
+              <w:spacing w:after="20"/>
+            </w:pPr>
+            <w:r>
+              <w:rPr>
+                <w:sz w:val="17"/>
+              </w:rPr>
+              <w:t>4.6</w:t>
+            </w:r>
+          </w:p>
+        </w:tc>
+        <w:tc>
+          <w:tcPr>
+            <w:tcW w:type="dxa" w:w="2438"/>
+            <w:vAlign w:val="center"/>
+            <w:tcMar>
+              <w:top w:w="90" w:type="dxa"/>
+              <w:start w:w="100" w:type="dxa"/>
+              <w:bottom w:w="90" w:type="dxa"/>
+              <w:end w:w="100" w:type="dxa"/>
+            </w:tcMar>
+            <w:shd w:fill="EAF4FB"/>
+          </w:tcPr>
+          <w:p>
+            <w:pPr>
+              <w:spacing w:after="20"/>
+            </w:pPr>
+            <w:r>
+              <w:rPr>
+                <w:sz w:val="17"/>
+              </w:rPr>
+              <w:t>Grafo Mermaid e testes das três rotas</w:t>
+            </w:r>
+          </w:p>
+        </w:tc>
+        <w:tc>
+          <w:tcPr>
+            <w:tcW w:type="dxa" w:w="2438"/>
+            <w:vAlign w:val="center"/>
+            <w:tcMar>
+              <w:top w:w="90" w:type="dxa"/>
+              <w:start w:w="100" w:type="dxa"/>
+              <w:bottom w:w="90" w:type="dxa"/>
+              <w:end w:w="100" w:type="dxa"/>
+            </w:tcMar>
+            <w:shd w:fill="EAF4FB"/>
+          </w:tcPr>
+          <w:p>
+            <w:pPr>
+              <w:spacing w:after="20"/>
+            </w:pPr>
+            <w:r>
+              <w:rPr>
+                <w:sz w:val="17"/>
+              </w:rPr>
+              <w:t>diagrams/multiagente.mmd e tests/test_multiagent_graph.py</w:t>
+            </w:r>
+          </w:p>
+        </w:tc>
+        <w:tc>
+          <w:tcPr>
+            <w:tcW w:type="dxa" w:w="2438"/>
+            <w:vAlign w:val="center"/>
+            <w:tcMar>
+              <w:top w:w="90" w:type="dxa"/>
+              <w:start w:w="100" w:type="dxa"/>
+              <w:bottom w:w="90" w:type="dxa"/>
+              <w:end w:w="100" w:type="dxa"/>
+            </w:tcMar>
+            <w:shd w:fill="EAF4FB"/>
+          </w:tcPr>
+          <w:p>
+            <w:pPr>
+              <w:spacing w:after="20"/>
+            </w:pPr>
+            <w:r>
+              <w:rPr>
+                <w:sz w:val="17"/>
+              </w:rPr>
+              <w:t>FEITO</w:t>
+            </w:r>
+          </w:p>
+        </w:tc>
+      </w:tr>
+      <w:tr>
+        <w:tc>
+          <w:tcPr>
+            <w:tcW w:type="dxa" w:w="2438"/>
+            <w:vAlign w:val="center"/>
+            <w:tcMar>
+              <w:top w:w="90" w:type="dxa"/>
+              <w:start w:w="100" w:type="dxa"/>
+              <w:bottom w:w="90" w:type="dxa"/>
+              <w:end w:w="100" w:type="dxa"/>
+            </w:tcMar>
+          </w:tcPr>
+          <w:p>
+            <w:pPr>
+              <w:spacing w:after="20"/>
+            </w:pPr>
+            <w:r>
+              <w:rPr>
+                <w:sz w:val="17"/>
+              </w:rPr>
+              <w:t>4.7</w:t>
+            </w:r>
+          </w:p>
+        </w:tc>
+        <w:tc>
+          <w:tcPr>
+            <w:tcW w:type="dxa" w:w="2438"/>
+            <w:vAlign w:val="center"/>
+            <w:tcMar>
+              <w:top w:w="90" w:type="dxa"/>
+              <w:start w:w="100" w:type="dxa"/>
+              <w:bottom w:w="90" w:type="dxa"/>
+              <w:end w:w="100" w:type="dxa"/>
+            </w:tcMar>
+          </w:tcPr>
+          <w:p>
+            <w:pPr>
+              <w:spacing w:after="20"/>
+            </w:pPr>
+            <w:r>
+              <w:rPr>
+                <w:sz w:val="17"/>
+              </w:rPr>
+              <w:t>Interface Gradio exibindo resposta e classificação</w:t>
+            </w:r>
+          </w:p>
+        </w:tc>
+        <w:tc>
+          <w:tcPr>
+            <w:tcW w:type="dxa" w:w="2438"/>
+            <w:vAlign w:val="center"/>
+            <w:tcMar>
+              <w:top w:w="90" w:type="dxa"/>
+              <w:start w:w="100" w:type="dxa"/>
+              <w:bottom w:w="90" w:type="dxa"/>
+              <w:end w:w="100" w:type="dxa"/>
+            </w:tcMar>
+          </w:tcPr>
+          <w:p>
+            <w:pPr>
+              <w:spacing w:after="20"/>
+            </w:pPr>
+            <w:r>
+              <w:rPr>
+                <w:sz w:val="17"/>
+              </w:rPr>
+              <w:t>src/app.py</w:t>
+            </w:r>
+          </w:p>
+        </w:tc>
+        <w:tc>
+          <w:tcPr>
+            <w:tcW w:type="dxa" w:w="2438"/>
+            <w:vAlign w:val="center"/>
+            <w:tcMar>
+              <w:top w:w="90" w:type="dxa"/>
+              <w:start w:w="100" w:type="dxa"/>
+              <w:bottom w:w="90" w:type="dxa"/>
+              <w:end w:w="100" w:type="dxa"/>
+            </w:tcMar>
+          </w:tcPr>
+          <w:p>
+            <w:pPr>
+              <w:spacing w:after="20"/>
+            </w:pPr>
+            <w:r>
+              <w:rPr>
+                <w:sz w:val="17"/>
+              </w:rPr>
+              <w:t>FEITO</w:t>
+            </w:r>
+          </w:p>
+        </w:tc>
+      </w:tr>
+      <w:tr>
+        <w:tc>
+          <w:tcPr>
+            <w:tcW w:type="dxa" w:w="2438"/>
+            <w:vAlign w:val="center"/>
+            <w:tcMar>
+              <w:top w:w="90" w:type="dxa"/>
+              <w:start w:w="100" w:type="dxa"/>
+              <w:bottom w:w="90" w:type="dxa"/>
+              <w:end w:w="100" w:type="dxa"/>
+            </w:tcMar>
+            <w:shd w:fill="EAF4FB"/>
+          </w:tcPr>
+          <w:p>
+            <w:pPr>
+              <w:spacing w:after="20"/>
+            </w:pPr>
+            <w:r>
+              <w:rPr>
+                <w:sz w:val="17"/>
+              </w:rPr>
+              <w:t>4.8</w:t>
+            </w:r>
+          </w:p>
+        </w:tc>
+        <w:tc>
+          <w:tcPr>
+            <w:tcW w:type="dxa" w:w="2438"/>
+            <w:vAlign w:val="center"/>
+            <w:tcMar>
+              <w:top w:w="90" w:type="dxa"/>
+              <w:start w:w="100" w:type="dxa"/>
+              <w:bottom w:w="90" w:type="dxa"/>
+              <w:end w:w="100" w:type="dxa"/>
+            </w:tcMar>
+            <w:shd w:fill="EAF4FB"/>
+          </w:tcPr>
+          <w:p>
+            <w:pPr>
+              <w:spacing w:after="20"/>
+            </w:pPr>
+            <w:r>
+              <w:rPr>
+                <w:sz w:val="17"/>
+              </w:rPr>
+              <w:t>MCP separando recursos, ferramentas e prompts, com bloqueio de mutações por HITL</w:t>
+            </w:r>
+          </w:p>
+        </w:tc>
+        <w:tc>
+          <w:tcPr>
+            <w:tcW w:type="dxa" w:w="2438"/>
+            <w:vAlign w:val="center"/>
+            <w:tcMar>
+              <w:top w:w="90" w:type="dxa"/>
+              <w:start w:w="100" w:type="dxa"/>
+              <w:bottom w:w="90" w:type="dxa"/>
+              <w:end w:w="100" w:type="dxa"/>
+            </w:tcMar>
+            <w:shd w:fill="EAF4FB"/>
+          </w:tcPr>
+          <w:p>
+            <w:pPr>
+              <w:spacing w:after="20"/>
+            </w:pPr>
+            <w:r>
+              <w:rPr>
+                <w:sz w:val="17"/>
+              </w:rPr>
+              <w:t>scripts/bytebank_mcp_server.py e testes MCP</w:t>
+            </w:r>
+          </w:p>
+        </w:tc>
+        <w:tc>
+          <w:tcPr>
+            <w:tcW w:type="dxa" w:w="2438"/>
+            <w:vAlign w:val="center"/>
+            <w:tcMar>
+              <w:top w:w="90" w:type="dxa"/>
+              <w:start w:w="100" w:type="dxa"/>
+              <w:bottom w:w="90" w:type="dxa"/>
+              <w:end w:w="100" w:type="dxa"/>
+            </w:tcMar>
+            <w:shd w:fill="EAF4FB"/>
+          </w:tcPr>
+          <w:p>
+            <w:pPr>
+              <w:spacing w:after="20"/>
+            </w:pPr>
+            <w:r>
+              <w:rPr>
+                <w:sz w:val="17"/>
+              </w:rPr>
+              <w:t>FEITO</w:t>
+            </w:r>
+          </w:p>
+        </w:tc>
+      </w:tr>
+      <w:tr>
+        <w:tc>
+          <w:tcPr>
+            <w:tcW w:type="dxa" w:w="2438"/>
+            <w:vAlign w:val="center"/>
+            <w:tcMar>
+              <w:top w:w="90" w:type="dxa"/>
+              <w:start w:w="100" w:type="dxa"/>
+              <w:bottom w:w="90" w:type="dxa"/>
+              <w:end w:w="100" w:type="dxa"/>
+            </w:tcMar>
+          </w:tcPr>
+          <w:p>
+            <w:pPr>
+              <w:spacing w:after="20"/>
+            </w:pPr>
+            <w:r>
+              <w:rPr>
+                <w:sz w:val="17"/>
+              </w:rPr>
+              <w:t>4.9</w:t>
+            </w:r>
+          </w:p>
+        </w:tc>
+        <w:tc>
+          <w:tcPr>
+            <w:tcW w:type="dxa" w:w="2438"/>
+            <w:vAlign w:val="center"/>
+            <w:tcMar>
+              <w:top w:w="90" w:type="dxa"/>
+              <w:start w:w="100" w:type="dxa"/>
+              <w:bottom w:w="90" w:type="dxa"/>
+              <w:end w:w="100" w:type="dxa"/>
+            </w:tcMar>
+          </w:tcPr>
+          <w:p>
+            <w:pPr>
+              <w:spacing w:after="20"/>
+            </w:pPr>
+            <w:r>
+              <w:rPr>
+                <w:sz w:val="17"/>
+              </w:rPr>
+              <w:t>README final com arquitetura, tecnologias, desafios e aprendizados</w:t>
+            </w:r>
+          </w:p>
+        </w:tc>
+        <w:tc>
+          <w:tcPr>
+            <w:tcW w:type="dxa" w:w="2438"/>
+            <w:vAlign w:val="center"/>
+            <w:tcMar>
+              <w:top w:w="90" w:type="dxa"/>
+              <w:start w:w="100" w:type="dxa"/>
+              <w:bottom w:w="90" w:type="dxa"/>
+              <w:end w:w="100" w:type="dxa"/>
+            </w:tcMar>
+          </w:tcPr>
+          <w:p>
+            <w:pPr>
+              <w:spacing w:after="20"/>
+            </w:pPr>
+            <w:r>
+              <w:rPr>
+                <w:sz w:val="17"/>
+              </w:rPr>
+              <w:t>README.md</w:t>
+            </w:r>
+          </w:p>
+        </w:tc>
+        <w:tc>
+          <w:tcPr>
+            <w:tcW w:type="dxa" w:w="2438"/>
+            <w:vAlign w:val="center"/>
+            <w:tcMar>
+              <w:top w:w="90" w:type="dxa"/>
+              <w:start w:w="100" w:type="dxa"/>
+              <w:bottom w:w="90" w:type="dxa"/>
+              <w:end w:w="100" w:type="dxa"/>
+            </w:tcMar>
+          </w:tcPr>
+          <w:p>
+            <w:pPr>
+              <w:spacing w:after="20"/>
+            </w:pPr>
+            <w:r>
+              <w:rPr>
+                <w:sz w:val="17"/>
+              </w:rPr>
+              <w:t>FEITO</w:t>
+            </w:r>
+          </w:p>
+        </w:tc>
+      </w:tr>
+      <w:tr>
+        <w:tc>
+          <w:tcPr>
+            <w:tcW w:type="dxa" w:w="2438"/>
+            <w:vAlign w:val="center"/>
+            <w:tcMar>
+              <w:top w:w="90" w:type="dxa"/>
+              <w:start w:w="100" w:type="dxa"/>
+              <w:bottom w:w="90" w:type="dxa"/>
+              <w:end w:w="100" w:type="dxa"/>
+            </w:tcMar>
+            <w:shd w:fill="EAF4FB"/>
+          </w:tcPr>
+          <w:p>
+            <w:pPr>
+              <w:spacing w:after="20"/>
+            </w:pPr>
+            <w:r>
+              <w:rPr>
+                <w:sz w:val="17"/>
+              </w:rPr>
+              <w:t>V.1</w:t>
+            </w:r>
+          </w:p>
+        </w:tc>
+        <w:tc>
+          <w:tcPr>
+            <w:tcW w:type="dxa" w:w="2438"/>
+            <w:vAlign w:val="center"/>
+            <w:tcMar>
+              <w:top w:w="90" w:type="dxa"/>
+              <w:start w:w="100" w:type="dxa"/>
+              <w:bottom w:w="90" w:type="dxa"/>
+              <w:end w:w="100" w:type="dxa"/>
+            </w:tcMar>
+            <w:shd w:fill="EAF4FB"/>
+          </w:tcPr>
+          <w:p>
+            <w:pPr>
+              <w:spacing w:after="20"/>
+            </w:pPr>
+            <w:r>
+              <w:rPr>
+                <w:sz w:val="17"/>
+              </w:rPr>
+              <w:t>Suíte unitária local</w:t>
+            </w:r>
+          </w:p>
+        </w:tc>
+        <w:tc>
+          <w:tcPr>
+            <w:tcW w:type="dxa" w:w="2438"/>
+            <w:vAlign w:val="center"/>
+            <w:tcMar>
+              <w:top w:w="90" w:type="dxa"/>
+              <w:start w:w="100" w:type="dxa"/>
+              <w:bottom w:w="90" w:type="dxa"/>
+              <w:end w:w="100" w:type="dxa"/>
+            </w:tcMar>
+            <w:shd w:fill="EAF4FB"/>
+          </w:tcPr>
+          <w:p>
+            <w:pPr>
+              <w:spacing w:after="20"/>
+            </w:pPr>
+            <w:r>
+              <w:rPr>
+                <w:sz w:val="17"/>
+              </w:rPr>
+              <w:t>14 testes executados em 23/08/2026</w:t>
+            </w:r>
+          </w:p>
+        </w:tc>
+        <w:tc>
+          <w:tcPr>
+            <w:tcW w:type="dxa" w:w="2438"/>
+            <w:vAlign w:val="center"/>
+            <w:tcMar>
+              <w:top w:w="90" w:type="dxa"/>
+              <w:start w:w="100" w:type="dxa"/>
+              <w:bottom w:w="90" w:type="dxa"/>
+              <w:end w:w="100" w:type="dxa"/>
+            </w:tcMar>
+            <w:shd w:fill="EAF4FB"/>
+          </w:tcPr>
+          <w:p>
+            <w:pPr>
+              <w:spacing w:after="20"/>
+            </w:pPr>
+            <w:r>
+              <w:rPr>
+                <w:sz w:val="17"/>
+              </w:rPr>
+              <w:t>FEITO</w:t>
+            </w:r>
+          </w:p>
+        </w:tc>
+      </w:tr>
+      <w:tr>
+        <w:tc>
+          <w:tcPr>
+            <w:tcW w:type="dxa" w:w="2438"/>
+            <w:vAlign w:val="center"/>
+            <w:tcMar>
+              <w:top w:w="90" w:type="dxa"/>
+              <w:start w:w="100" w:type="dxa"/>
+              <w:bottom w:w="90" w:type="dxa"/>
+              <w:end w:w="100" w:type="dxa"/>
+            </w:tcMar>
+          </w:tcPr>
+          <w:p>
+            <w:pPr>
+              <w:spacing w:after="20"/>
+            </w:pPr>
+            <w:r>
+              <w:rPr>
+                <w:sz w:val="17"/>
+              </w:rPr>
+              <w:t>V.2</w:t>
+            </w:r>
+          </w:p>
+        </w:tc>
+        <w:tc>
+          <w:tcPr>
+            <w:tcW w:type="dxa" w:w="2438"/>
+            <w:vAlign w:val="center"/>
+            <w:tcMar>
+              <w:top w:w="90" w:type="dxa"/>
+              <w:start w:w="100" w:type="dxa"/>
+              <w:bottom w:w="90" w:type="dxa"/>
+              <w:end w:w="100" w:type="dxa"/>
+            </w:tcMar>
+          </w:tcPr>
+          <w:p>
+            <w:pPr>
+              <w:spacing w:after="20"/>
+            </w:pPr>
+            <w:r>
+              <w:rPr>
+                <w:sz w:val="17"/>
+              </w:rPr>
+              <w:t>Validador estrutural, de dados, sintaxe e contratos</w:t>
+            </w:r>
+          </w:p>
+        </w:tc>
+        <w:tc>
+          <w:tcPr>
+            <w:tcW w:type="dxa" w:w="2438"/>
+            <w:vAlign w:val="center"/>
+            <w:tcMar>
+              <w:top w:w="90" w:type="dxa"/>
+              <w:start w:w="100" w:type="dxa"/>
+              <w:bottom w:w="90" w:type="dxa"/>
+              <w:end w:w="100" w:type="dxa"/>
+            </w:tcMar>
+          </w:tcPr>
+          <w:p>
+            <w:pPr>
+              <w:spacing w:after="20"/>
+            </w:pPr>
+            <w:r>
+              <w:rPr>
+                <w:sz w:val="17"/>
+              </w:rPr>
+              <w:t>python scripts/validate_project.py: CONFORMIDADE=OK</w:t>
+            </w:r>
+          </w:p>
+        </w:tc>
+        <w:tc>
+          <w:tcPr>
+            <w:tcW w:type="dxa" w:w="2438"/>
+            <w:vAlign w:val="center"/>
+            <w:tcMar>
+              <w:top w:w="90" w:type="dxa"/>
+              <w:start w:w="100" w:type="dxa"/>
+              <w:bottom w:w="90" w:type="dxa"/>
+              <w:end w:w="100" w:type="dxa"/>
+            </w:tcMar>
+          </w:tcPr>
+          <w:p>
+            <w:pPr>
+              <w:spacing w:after="20"/>
+            </w:pPr>
+            <w:r>
+              <w:rPr>
+                <w:sz w:val="17"/>
+              </w:rPr>
+              <w:t>FEITO</w:t>
+            </w:r>
+          </w:p>
+        </w:tc>
+      </w:tr>
+      <w:tr>
+        <w:tc>
+          <w:tcPr>
+            <w:tcW w:type="dxa" w:w="2438"/>
+            <w:vAlign w:val="center"/>
+            <w:tcMar>
+              <w:top w:w="90" w:type="dxa"/>
+              <w:start w:w="100" w:type="dxa"/>
+              <w:bottom w:w="90" w:type="dxa"/>
+              <w:end w:w="100" w:type="dxa"/>
+            </w:tcMar>
+            <w:shd w:fill="EAF4FB"/>
+          </w:tcPr>
+          <w:p>
+            <w:pPr>
+              <w:spacing w:after="20"/>
+            </w:pPr>
+            <w:r>
+              <w:rPr>
+                <w:sz w:val="17"/>
+              </w:rPr>
+              <w:t>V.3</w:t>
+            </w:r>
+          </w:p>
+        </w:tc>
+        <w:tc>
+          <w:tcPr>
+            <w:tcW w:type="dxa" w:w="2438"/>
+            <w:vAlign w:val="center"/>
+            <w:tcMar>
+              <w:top w:w="90" w:type="dxa"/>
+              <w:start w:w="100" w:type="dxa"/>
+              <w:bottom w:w="90" w:type="dxa"/>
+              <w:end w:w="100" w:type="dxa"/>
+            </w:tcMar>
+            <w:shd w:fill="EAF4FB"/>
+          </w:tcPr>
+          <w:p>
+            <w:pPr>
+              <w:spacing w:after="20"/>
+            </w:pPr>
+            <w:r>
+              <w:rPr>
+                <w:sz w:val="17"/>
+              </w:rPr>
+              <w:t>Integridade do histórico Git local</w:t>
+            </w:r>
+          </w:p>
+        </w:tc>
+        <w:tc>
+          <w:tcPr>
+            <w:tcW w:type="dxa" w:w="2438"/>
+            <w:vAlign w:val="center"/>
+            <w:tcMar>
+              <w:top w:w="90" w:type="dxa"/>
+              <w:start w:w="100" w:type="dxa"/>
+              <w:bottom w:w="90" w:type="dxa"/>
+              <w:end w:w="100" w:type="dxa"/>
+            </w:tcMar>
+            <w:shd w:fill="EAF4FB"/>
+          </w:tcPr>
+          <w:p>
+            <w:pPr>
+              <w:spacing w:after="20"/>
+            </w:pPr>
+            <w:r>
+              <w:rPr>
+                <w:sz w:val="17"/>
+              </w:rPr>
+              <w:t>git log e git fsck --full após recuperação do objeto 8f2a23a…</w:t>
+            </w:r>
+          </w:p>
+        </w:tc>
+        <w:tc>
+          <w:tcPr>
+            <w:tcW w:type="dxa" w:w="2438"/>
+            <w:vAlign w:val="center"/>
+            <w:tcMar>
+              <w:top w:w="90" w:type="dxa"/>
+              <w:start w:w="100" w:type="dxa"/>
+              <w:bottom w:w="90" w:type="dxa"/>
+              <w:end w:w="100" w:type="dxa"/>
+            </w:tcMar>
+            <w:shd w:fill="EAF4FB"/>
+          </w:tcPr>
+          <w:p>
+            <w:pPr>
+              <w:spacing w:after="20"/>
+            </w:pPr>
+            <w:r>
+              <w:rPr>
+                <w:sz w:val="17"/>
+              </w:rPr>
+              <w:t>FEITO</w:t>
             </w:r>
           </w:p>
         </w:tc>
@@ -1029,6 +3211,21 @@
       <w:pPr>
         <w:spacing w:after="20"/>
       </w:pPr>
+    </w:p>
+    <w:p>
+      <w:r>
+        <w:t>Todos os critérios marcados como FEITO possuem evidência local ou externa</w:t>
+      </w:r>
+    </w:p>
+    <w:p>
+      <w:r>
+        <w:t>indicada na mesma linha. A rodada Gemini permanece qualificada: três casos</w:t>
+      </w:r>
+    </w:p>
+    <w:p>
+      <w:r>
+        <w:t>concluíram geração e julgamento externos; cinco acionaram fallback por HTTP 429.</w:t>
+      </w:r>
     </w:p>
     <w:p>
       <w:pPr>
@@ -1146,7 +3343,7 @@
           <w:rFonts w:ascii="Cascadia Mono" w:hAnsi="Cascadia Mono"/>
           <w:sz w:val="17"/>
         </w:rPr>
-        <w:t>python -m unittest discover -s tests -v</w:t>
+        <w:t>python -m unittest discover -s tests -v  # 14 testes aprovados em 23/08/2026</w:t>
       </w:r>
     </w:p>
     <w:p>

--- a/Docs/relatorio_implementacao_bytebank.docx
+++ b/Docs/relatorio_implementacao_bytebank.docx
@@ -104,7 +104,7 @@
         <w:rPr>
           <w:b/>
         </w:rPr>
-        <w:t>Data: 22/08/2026</w:t>
+        <w:t>Data: 23/08/2026</w:t>
       </w:r>
     </w:p>
     <w:p>
@@ -180,7 +180,27 @@
     </w:p>
     <w:p>
       <w:r>
-        <w:t>A integração usa a SDK google-genai, saídas estruturadas Pydantic e gemini-3.5-flash-lite. A rodada de oito casos obteve 1/8 sem RAG e 8/8 com RAG. A recuperação Chroma+híbrida operou nos oito casos. A cota HTTP 429 fez cinco casos usarem ao menos um fallback local; cada ocorrência está registrada, portanto a evidência não é apresentada como rodada integralmente Gemini.</w:t>
+        <w:t>A integração usa a SDK google-genai, saídas estruturadas Pydantic, retry com</w:t>
+      </w:r>
+    </w:p>
+    <w:p>
+      <w:r>
+        <w:t>backoff e limite de 12 RPM. A rodada externa de 32 casos obteve 12/32 sem RAG e</w:t>
+      </w:r>
+    </w:p>
+    <w:p>
+      <w:r>
+        <w:t>28/32 com RAG. A geração foi Gemini nos 32 casos, mas quatro julgamentos</w:t>
+      </w:r>
+    </w:p>
+    <w:p>
+      <w:r>
+        <w:t>acionaram fallback local; por isso a evidência não é apresentada como avaliação</w:t>
+      </w:r>
+    </w:p>
+    <w:p>
+      <w:r>
+        <w:t>integralmente externa.</w:t>
       </w:r>
     </w:p>
     <w:p>
@@ -1809,7 +1829,7 @@
               <w:rPr>
                 <w:sz w:val="17"/>
               </w:rPr>
-              <w:t>Dataset de validação com oito perguntas e gabaritos</w:t>
+              <w:t>Dataset de validação com 32 perguntas e gabaritos</w:t>
             </w:r>
           </w:p>
         </w:tc>
@@ -1833,7 +1853,7 @@
               <w:rPr>
                 <w:sz w:val="17"/>
               </w:rPr>
-              <w:t>src/evaluation.py</w:t>
+              <w:t>data/avaliacao_rag.csv</w:t>
             </w:r>
           </w:p>
         </w:tc>
@@ -2961,7 +2981,7 @@
               <w:rPr>
                 <w:sz w:val="17"/>
               </w:rPr>
-              <w:t>Suíte unitária local</w:t>
+              <w:t>Suíte unitária e E2E</w:t>
             </w:r>
           </w:p>
         </w:tc>
@@ -2985,7 +3005,7 @@
               <w:rPr>
                 <w:sz w:val="17"/>
               </w:rPr>
-              <w:t>14 testes executados em 23/08/2026</w:t>
+              <w:t>23 testes executados em 23/08/2026</w:t>
             </w:r>
           </w:p>
         </w:tc>
@@ -3219,12 +3239,12 @@
     </w:p>
     <w:p>
       <w:r>
-        <w:t>indicada na mesma linha. A rodada Gemini permanece qualificada: três casos</w:t>
+        <w:t>indicada na mesma linha. A rodada Gemini permanece qualificada: 32 gerações</w:t>
       </w:r>
     </w:p>
     <w:p>
       <w:r>
-        <w:t>concluíram geração e julgamento externos; cinco acionaram fallback por HTTP 429.</w:t>
+        <w:t>foram externas; quatro julgamentos acionaram fallback local.</w:t>
       </w:r>
     </w:p>
     <w:p>
@@ -3293,7 +3313,7 @@
     </w:p>
     <w:p>
       <w:r>
-        <w:t>O banco, clientes e políticas são fictícios. O modelo de embeddings compacto não é específico para português, motivo da fusão lexical. A API do core bancário não foi fornecida e permanece desabilitada. A cota Gemini impediu uma rodada 100% externa, mas a avaliação terminou com fallbacks rastreáveis e 100% de acerto RAG.</w:t>
+        <w:t>O banco, clientes e políticas são fictícios. O modelo de embeddings compacto não é específico para português, motivo da fusão lexical. A API do core bancário não foi fornecida e permanece desabilitada. Quatro julgamentos Gemini acionaram fallback local e a acurácia RAG observada foi 87,5%; o resultado não representa garantia de produção.</w:t>
       </w:r>
     </w:p>
     <w:p>
@@ -3343,7 +3363,7 @@
           <w:rFonts w:ascii="Cascadia Mono" w:hAnsi="Cascadia Mono"/>
           <w:sz w:val="17"/>
         </w:rPr>
-        <w:t>python -m unittest discover -s tests -v  # 14 testes aprovados em 23/08/2026</w:t>
+        <w:t>python -m unittest discover -s tests -v  # 23 testes aprovados em 23/08/2026</w:t>
       </w:r>
     </w:p>
     <w:p>
